--- a/templates/guest-forms/hotel-rules.docx
+++ b/templates/guest-forms/hotel-rules.docx
@@ -22,116 +22,97 @@
       <w:tr>
         <w:tc>
           <w:tcPr>
-            <w:tcW w:type="dxa" w:w="4500"/>
+            <w:tcW w:type="dxa" w:w="5200"/>
             <w:tcBorders>
               <w:top w:val="none" w:color="FFFFFF" w:sz="0"/>
               <w:left w:val="none" w:color="FFFFFF" w:sz="0"/>
-              <w:bottom w:val="single" w:color="2563EB" w:sz="6"/>
+              <w:bottom w:val="single" w:color="1F3A5F" w:sz="12"/>
               <w:right w:val="none" w:color="FFFFFF" w:sz="0"/>
             </w:tcBorders>
             <w:tcMar>
-              <w:top w:type="dxa" w:w="50"/>
-              <w:left w:type="dxa" w:w="80"/>
-              <w:bottom w:type="dxa" w:w="50"/>
+              <w:top w:type="dxa" w:w="0"/>
+              <w:left w:type="dxa" w:w="0"/>
+              <w:bottom w:type="dxa" w:w="110"/>
               <w:right w:type="dxa" w:w="80"/>
             </w:tcMar>
-            <w:vAlign w:val="center"/>
+            <w:vAlign w:val="bottom"/>
           </w:tcPr>
           <w:p>
             <w:pPr>
-              <w:spacing w:after="0" w:before="0" w:line="215"/>
+              <w:spacing w:after="20" w:before="0" w:line="260"/>
+              <w:jc w:val="left"/>
             </w:pPr>
             <w:r>
               <w:rPr>
                 <w:rFonts w:ascii="Times New Roman" w:cs="Times New Roman" w:eastAsia="Times New Roman" w:hAnsi="Times New Roman"/>
                 <w:b/>
                 <w:bCs/>
-                <w:sz w:val="20"/>
-                <w:szCs w:val="20"/>
+                <w:color w:val="1F3A5F"/>
+                <w:sz w:val="28"/>
+                <w:szCs w:val="28"/>
               </w:rPr>
               <w:t xml:space="preserve">{hotel_name}</w:t>
+            </w:r>
+          </w:p>
+          <w:p>
+            <w:pPr>
+              <w:spacing w:after="0" w:before="0" w:line="215"/>
+              <w:jc w:val="left"/>
+            </w:pPr>
+            <w:r>
+              <w:rPr>
+                <w:rFonts w:ascii="Times New Roman" w:cs="Times New Roman" w:eastAsia="Times New Roman" w:hAnsi="Times New Roman"/>
+                <w:color w:val="5B6472"/>
+                <w:sz w:val="15"/>
+                <w:szCs w:val="15"/>
+              </w:rPr>
+              <w:t xml:space="preserve">{hotel_legal_name}</w:t>
             </w:r>
           </w:p>
         </w:tc>
         <w:tc>
           <w:tcPr>
-            <w:tcW w:type="dxa" w:w="4860"/>
+            <w:tcW w:type="dxa" w:w="5000"/>
             <w:tcBorders>
               <w:top w:val="none" w:color="FFFFFF" w:sz="0"/>
               <w:left w:val="none" w:color="FFFFFF" w:sz="0"/>
-              <w:bottom w:val="single" w:color="2563EB" w:sz="6"/>
+              <w:bottom w:val="single" w:color="1F3A5F" w:sz="12"/>
               <w:right w:val="none" w:color="FFFFFF" w:sz="0"/>
             </w:tcBorders>
             <w:tcMar>
-              <w:top w:type="dxa" w:w="50"/>
+              <w:top w:type="dxa" w:w="0"/>
               <w:left w:type="dxa" w:w="80"/>
-              <w:bottom w:type="dxa" w:w="50"/>
-              <w:right w:type="dxa" w:w="80"/>
+              <w:bottom w:type="dxa" w:w="110"/>
+              <w:right w:type="dxa" w:w="0"/>
             </w:tcMar>
-            <w:vAlign w:val="center"/>
+            <w:vAlign w:val="bottom"/>
           </w:tcPr>
           <w:p>
             <w:pPr>
-              <w:spacing w:after="35" w:before="0" w:line="215"/>
+              <w:spacing w:after="15" w:before="0" w:line="215"/>
               <w:jc w:val="right"/>
             </w:pPr>
             <w:r>
               <w:rPr>
                 <w:rFonts w:ascii="Times New Roman" w:cs="Times New Roman" w:eastAsia="Times New Roman" w:hAnsi="Times New Roman"/>
-                <w:sz w:val="17"/>
-                <w:szCs w:val="17"/>
+                <w:color w:val="5B6472"/>
+                <w:sz w:val="15"/>
+                <w:szCs w:val="15"/>
               </w:rPr>
-              <w:t xml:space="preserve">{hotel_legal_name}</w:t>
+              <w:t xml:space="preserve">{hotel_city}, {hotel_address}</w:t>
             </w:r>
           </w:p>
           <w:p>
             <w:pPr>
-              <w:spacing w:after="35" w:before="0" w:line="215"/>
+              <w:spacing w:after="15" w:before="0" w:line="215"/>
               <w:jc w:val="right"/>
             </w:pPr>
             <w:r>
               <w:rPr>
                 <w:rFonts w:ascii="Times New Roman" w:cs="Times New Roman" w:eastAsia="Times New Roman" w:hAnsi="Times New Roman"/>
-                <w:sz w:val="17"/>
-                <w:szCs w:val="17"/>
-              </w:rPr>
-              <w:t xml:space="preserve">{hotel_city}</w:t>
-            </w:r>
-            <w:r>
-              <w:rPr>
-                <w:rFonts w:ascii="Times New Roman" w:cs="Times New Roman" w:eastAsia="Times New Roman" w:hAnsi="Times New Roman"/>
-                <w:sz w:val="17"/>
-                <w:szCs w:val="17"/>
-              </w:rPr>
-              <w:t xml:space="preserve">, </w:t>
-            </w:r>
-            <w:r>
-              <w:rPr>
-                <w:rFonts w:ascii="Times New Roman" w:cs="Times New Roman" w:eastAsia="Times New Roman" w:hAnsi="Times New Roman"/>
-                <w:sz w:val="17"/>
-                <w:szCs w:val="17"/>
-              </w:rPr>
-              <w:t xml:space="preserve">{hotel_address}</w:t>
-            </w:r>
-          </w:p>
-          <w:p>
-            <w:pPr>
-              <w:spacing w:after="35" w:before="0" w:line="215"/>
-              <w:jc w:val="right"/>
-            </w:pPr>
-            <w:r>
-              <w:rPr>
-                <w:rFonts w:ascii="Times New Roman" w:cs="Times New Roman" w:eastAsia="Times New Roman" w:hAnsi="Times New Roman"/>
-                <w:sz w:val="17"/>
-                <w:szCs w:val="17"/>
-              </w:rPr>
-              <w:t xml:space="preserve">Сайт: </w:t>
-            </w:r>
-            <w:r>
-              <w:rPr>
-                <w:rFonts w:ascii="Times New Roman" w:cs="Times New Roman" w:eastAsia="Times New Roman" w:hAnsi="Times New Roman"/>
-                <w:sz w:val="17"/>
-                <w:szCs w:val="17"/>
+                <w:color w:val="5B6472"/>
+                <w:sz w:val="15"/>
+                <w:szCs w:val="15"/>
               </w:rPr>
               <w:t xml:space="preserve">{hotel_website}</w:t>
             </w:r>
@@ -144,16 +125,11 @@
             <w:r>
               <w:rPr>
                 <w:rFonts w:ascii="Times New Roman" w:cs="Times New Roman" w:eastAsia="Times New Roman" w:hAnsi="Times New Roman"/>
-                <w:sz w:val="17"/>
-                <w:szCs w:val="17"/>
-              </w:rPr>
-              <w:t xml:space="preserve">Тел.: </w:t>
-            </w:r>
-            <w:r>
-              <w:rPr>
-                <w:rFonts w:ascii="Times New Roman" w:cs="Times New Roman" w:eastAsia="Times New Roman" w:hAnsi="Times New Roman"/>
-                <w:sz w:val="17"/>
-                <w:szCs w:val="17"/>
+                <w:b/>
+                <w:bCs/>
+                <w:color w:val="1F3A5F"/>
+                <w:sz w:val="15"/>
+                <w:szCs w:val="15"/>
               </w:rPr>
               <w:t xml:space="preserve">{hotel_phone}</w:t>
             </w:r>
@@ -163,7 +139,7 @@
     </w:tbl>
     <w:p>
       <w:pPr>
-        <w:spacing w:after="60" w:before="80" w:line="215"/>
+        <w:spacing w:after="60" w:before="160" w:line="215"/>
         <w:jc w:val="center"/>
       </w:pPr>
       <w:r>
@@ -171,526 +147,1205 @@
           <w:rFonts w:ascii="Times New Roman" w:cs="Times New Roman" w:eastAsia="Times New Roman" w:hAnsi="Times New Roman"/>
           <w:b/>
           <w:bCs/>
-          <w:sz w:val="24"/>
-          <w:szCs w:val="24"/>
-        </w:rPr>
-        <w:t xml:space="preserve">Правила проживания</w:t>
-      </w:r>
-    </w:p>
-    <w:p>
-      <w:pPr>
-        <w:spacing w:after="40" w:before="70" w:line="215"/>
-      </w:pPr>
-      <w:r>
-        <w:rPr>
-          <w:rFonts w:ascii="Times New Roman" w:cs="Times New Roman" w:eastAsia="Times New Roman" w:hAnsi="Times New Roman"/>
-          <w:b/>
-          <w:bCs/>
+          <w:color w:val="1F3A5F"/>
+          <w:spacing w:val="40"/>
+          <w:sz w:val="26"/>
+          <w:szCs w:val="26"/>
+        </w:rPr>
+        <w:t xml:space="preserve">ПРАВИЛА ПРОЖИВАНИЯ</w:t>
+      </w:r>
+    </w:p>
+    <w:p>
+      <w:pPr>
+        <w:spacing w:after="60" w:before="0" w:line="215"/>
+        <w:jc w:val="both"/>
+      </w:pPr>
+      <w:r>
+        <w:rPr>
+          <w:rFonts w:ascii="Times New Roman" w:cs="Times New Roman" w:eastAsia="Times New Roman" w:hAnsi="Times New Roman"/>
+          <w:i/>
+          <w:iCs/>
+          <w:sz w:val="17"/>
+          <w:szCs w:val="17"/>
+        </w:rPr>
+        <w:t xml:space="preserve">Добро пожаловать! В хостеле живёт много разных людей: кто-то приехал отдыхать, кто-то работает с утра, кто-то спит после перелёта. Эти правила нужны, чтобы всем было спокойно и безопасно. Они являются неотъемлемой частью договора размещения и подписываются при заселении, до выдачи ключа.</w:t>
+      </w:r>
+    </w:p>
+    <w:p>
+      <w:pPr>
+        <w:spacing w:after="35" w:before="90" w:line="215"/>
+        <w:jc w:val="left"/>
+      </w:pPr>
+      <w:r>
+        <w:rPr>
+          <w:rFonts w:ascii="Times New Roman" w:cs="Times New Roman" w:eastAsia="Times New Roman" w:hAnsi="Times New Roman"/>
+          <w:b/>
+          <w:bCs/>
+          <w:color w:val="1F3A5F"/>
           <w:sz w:val="18"/>
           <w:szCs w:val="18"/>
         </w:rPr>
-        <w:t xml:space="preserve">1. Заселение и документы</w:t>
-      </w:r>
-    </w:p>
-    <w:p>
-      <w:pPr>
-        <w:spacing w:after="45" w:before="0" w:line="215"/>
-      </w:pPr>
-      <w:r>
-        <w:rPr>
-          <w:rFonts w:ascii="Times New Roman" w:cs="Times New Roman" w:eastAsia="Times New Roman" w:hAnsi="Times New Roman"/>
-          <w:sz w:val="17"/>
-          <w:szCs w:val="17"/>
-        </w:rPr>
-        <w:t xml:space="preserve">При заселении необходимо предъявить документ, удостоверяющий личность (паспорт гражданина РФ или иной документ, предусмотренный законом). Иностранные граждане обязаны предоставить документы для миграционного учёта: паспорт, миграционную карту, визу (при необходимости) и иные документы по требованию законодательства РФ.</w:t>
-      </w:r>
-    </w:p>
-    <w:p>
-      <w:pPr>
-        <w:spacing w:after="45" w:before="0" w:line="215"/>
-      </w:pPr>
-      <w:r>
-        <w:rPr>
-          <w:rFonts w:ascii="Times New Roman" w:cs="Times New Roman" w:eastAsia="Times New Roman" w:hAnsi="Times New Roman"/>
-          <w:sz w:val="17"/>
-          <w:szCs w:val="17"/>
-        </w:rPr>
-        <w:t xml:space="preserve">В соответствии с правилами миграционного учёта {hotel_name} ({hotel_legal_name}) передаёт сведения о месте пребывания иностранного гражданина в органы МВД России в течение 24 часов с момента заселения. Для оформления учёта необходимо подписать согласие на обработку персональных данных.</w:t>
-      </w:r>
-    </w:p>
-    <w:p>
-      <w:pPr>
-        <w:spacing w:after="40" w:before="70" w:line="215"/>
-      </w:pPr>
-      <w:r>
-        <w:rPr>
-          <w:rFonts w:ascii="Times New Roman" w:cs="Times New Roman" w:eastAsia="Times New Roman" w:hAnsi="Times New Roman"/>
-          <w:b/>
-          <w:bCs/>
+        <w:t xml:space="preserve">1. ЗАСЕЛЕНИЕ И ДОКУМЕНТЫ</w:t>
+      </w:r>
+    </w:p>
+    <w:p>
+      <w:pPr>
+        <w:spacing w:after="30" w:before="0" w:line="215"/>
+        <w:jc w:val="both"/>
+      </w:pPr>
+      <w:r>
+        <w:rPr>
+          <w:rFonts w:ascii="Times New Roman" w:cs="Times New Roman" w:eastAsia="Times New Roman" w:hAnsi="Times New Roman"/>
+          <w:b/>
+          <w:bCs/>
+          <w:sz w:val="17"/>
+          <w:szCs w:val="17"/>
+        </w:rPr>
+        <w:t xml:space="preserve">1.1. </w:t>
+      </w:r>
+      <w:r>
+        <w:rPr>
+          <w:rFonts w:ascii="Times New Roman" w:cs="Times New Roman" w:eastAsia="Times New Roman" w:hAnsi="Times New Roman"/>
+          <w:sz w:val="17"/>
+          <w:szCs w:val="17"/>
+        </w:rPr>
+        <w:t xml:space="preserve">Для заселения нужен документ, удостоверяющий личность, в соответствии с законодательством РФ. Без документа заселить мы не можем, это требование закона, а не наша прихоть.</w:t>
+      </w:r>
+    </w:p>
+    <w:p>
+      <w:pPr>
+        <w:spacing w:after="30" w:before="0" w:line="215"/>
+        <w:jc w:val="both"/>
+      </w:pPr>
+      <w:r>
+        <w:rPr>
+          <w:rFonts w:ascii="Times New Roman" w:cs="Times New Roman" w:eastAsia="Times New Roman" w:hAnsi="Times New Roman"/>
+          <w:b/>
+          <w:bCs/>
+          <w:sz w:val="17"/>
+          <w:szCs w:val="17"/>
+        </w:rPr>
+        <w:t xml:space="preserve">1.2. </w:t>
+      </w:r>
+      <w:r>
+        <w:rPr>
+          <w:rFonts w:ascii="Times New Roman" w:cs="Times New Roman" w:eastAsia="Times New Roman" w:hAnsi="Times New Roman"/>
+          <w:sz w:val="17"/>
+          <w:szCs w:val="17"/>
+        </w:rPr>
+        <w:t xml:space="preserve">Иностранные граждане дополнительно предъявляют документы для миграционного учёта (паспорт, миграционную карту, визу, если она нужна). Мы передаём сведения о прибытии и убытии в МВД в сроки, которые установлены законом. Для этого гость подписывает согласие на обработку персональных данных. Эти данные мы используем только для размещения и учёта.</w:t>
+      </w:r>
+    </w:p>
+    <w:p>
+      <w:pPr>
+        <w:spacing w:after="30" w:before="0" w:line="215"/>
+        <w:jc w:val="both"/>
+      </w:pPr>
+      <w:r>
+        <w:rPr>
+          <w:rFonts w:ascii="Times New Roman" w:cs="Times New Roman" w:eastAsia="Times New Roman" w:hAnsi="Times New Roman"/>
+          <w:b/>
+          <w:bCs/>
+          <w:sz w:val="17"/>
+          <w:szCs w:val="17"/>
+        </w:rPr>
+        <w:t xml:space="preserve">1.3. </w:t>
+      </w:r>
+      <w:r>
+        <w:rPr>
+          <w:rFonts w:ascii="Times New Roman" w:cs="Times New Roman" w:eastAsia="Times New Roman" w:hAnsi="Times New Roman"/>
+          <w:sz w:val="17"/>
+          <w:szCs w:val="17"/>
+        </w:rPr>
+        <w:t xml:space="preserve">Дети до 14 лет проживают только вместе с родителем или законным представителем. Подросткам от 14 до 18 лет нужен родитель рядом либо нотариально заверенное согласие родителей и копии их документов. Если мы не уверены в безопасности ребёнка, мы вправе отказать в размещении.</w:t>
+      </w:r>
+    </w:p>
+    <w:p>
+      <w:pPr>
+        <w:spacing w:after="30" w:before="0" w:line="215"/>
+        <w:jc w:val="both"/>
+      </w:pPr>
+      <w:r>
+        <w:rPr>
+          <w:rFonts w:ascii="Times New Roman" w:cs="Times New Roman" w:eastAsia="Times New Roman" w:hAnsi="Times New Roman"/>
+          <w:b/>
+          <w:bCs/>
+          <w:sz w:val="17"/>
+          <w:szCs w:val="17"/>
+        </w:rPr>
+        <w:t xml:space="preserve">1.4. </w:t>
+      </w:r>
+      <w:r>
+        <w:rPr>
+          <w:rFonts w:ascii="Times New Roman" w:cs="Times New Roman" w:eastAsia="Times New Roman" w:hAnsi="Times New Roman"/>
+          <w:sz w:val="17"/>
+          <w:szCs w:val="17"/>
+        </w:rPr>
+        <w:t xml:space="preserve">Мы можем отказать в заселении, если нет свободных мест, нет документов, гость отказывается платить, находится в состоянии, опасном для окружающих, либо ранее серьёзно нарушал правила и это зафиксировано актом.</w:t>
+      </w:r>
+    </w:p>
+    <w:p>
+      <w:pPr>
+        <w:spacing w:after="35" w:before="90" w:line="215"/>
+        <w:jc w:val="left"/>
+      </w:pPr>
+      <w:r>
+        <w:rPr>
+          <w:rFonts w:ascii="Times New Roman" w:cs="Times New Roman" w:eastAsia="Times New Roman" w:hAnsi="Times New Roman"/>
+          <w:b/>
+          <w:bCs/>
+          <w:color w:val="1F3A5F"/>
           <w:sz w:val="18"/>
           <w:szCs w:val="18"/>
         </w:rPr>
-        <w:t xml:space="preserve">2. Время заезда и выезда</w:t>
-      </w:r>
-    </w:p>
-    <w:p>
-      <w:pPr>
-        <w:spacing w:after="45" w:before="0" w:line="215"/>
-      </w:pPr>
-      <w:r>
-        <w:rPr>
-          <w:rFonts w:ascii="Times New Roman" w:cs="Times New Roman" w:eastAsia="Times New Roman" w:hAnsi="Times New Roman"/>
-          <w:sz w:val="17"/>
-          <w:szCs w:val="17"/>
-        </w:rPr>
-        <w:t xml:space="preserve">Стандартное время: заезд — с 14:00, выезд — до 12:00.</w:t>
-      </w:r>
-    </w:p>
-    <w:p>
-      <w:pPr>
-        <w:spacing w:after="45" w:before="0" w:line="215"/>
-      </w:pPr>
-      <w:r>
-        <w:rPr>
-          <w:rFonts w:ascii="Times New Roman" w:cs="Times New Roman" w:eastAsia="Times New Roman" w:hAnsi="Times New Roman"/>
-          <w:sz w:val="17"/>
-          <w:szCs w:val="17"/>
-        </w:rPr>
-        <w:t xml:space="preserve">Продление номера (места) и оплата производятся до 12:00 дня. При неоплате в установленный срок администрация вправе предложить иное место или отказать в продлении при отсутствии свободных мест.</w:t>
-      </w:r>
-    </w:p>
-    <w:p>
-      <w:pPr>
-        <w:spacing w:after="45" w:before="0" w:line="215"/>
-      </w:pPr>
-      <w:r>
-        <w:rPr>
-          <w:rFonts w:ascii="Times New Roman" w:cs="Times New Roman" w:eastAsia="Times New Roman" w:hAnsi="Times New Roman"/>
-          <w:sz w:val="17"/>
-          <w:szCs w:val="17"/>
-        </w:rPr>
-        <w:t xml:space="preserve">Ранний заезд: с 06:00 — доплата 50% от суточной стоимости места; до 06:00 — 100% от суточной стоимости (при наличии мест).</w:t>
-      </w:r>
-    </w:p>
-    <w:p>
-      <w:pPr>
-        <w:spacing w:after="45" w:before="0" w:line="215"/>
-      </w:pPr>
-      <w:r>
-        <w:rPr>
-          <w:rFonts w:ascii="Times New Roman" w:cs="Times New Roman" w:eastAsia="Times New Roman" w:hAnsi="Times New Roman"/>
-          <w:sz w:val="17"/>
-          <w:szCs w:val="17"/>
-        </w:rPr>
-        <w:t xml:space="preserve">Поздний выезд: до 19:00 — доплата 50% от суточной стоимости места; после 19:00 — 100% от суточной стоимости.</w:t>
-      </w:r>
-    </w:p>
-    <w:p>
-      <w:pPr>
-        <w:spacing w:after="40" w:before="70" w:line="215"/>
-      </w:pPr>
-      <w:r>
-        <w:rPr>
-          <w:rFonts w:ascii="Times New Roman" w:cs="Times New Roman" w:eastAsia="Times New Roman" w:hAnsi="Times New Roman"/>
-          <w:b/>
-          <w:bCs/>
+        <w:t xml:space="preserve">2. ВРЕМЯ, ОПЛАТА И ОТМЕНА</w:t>
+      </w:r>
+    </w:p>
+    <w:p>
+      <w:pPr>
+        <w:spacing w:after="30" w:before="0" w:line="215"/>
+        <w:jc w:val="both"/>
+      </w:pPr>
+      <w:r>
+        <w:rPr>
+          <w:rFonts w:ascii="Times New Roman" w:cs="Times New Roman" w:eastAsia="Times New Roman" w:hAnsi="Times New Roman"/>
+          <w:b/>
+          <w:bCs/>
+          <w:sz w:val="17"/>
+          <w:szCs w:val="17"/>
+        </w:rPr>
+        <w:t xml:space="preserve">2.1. </w:t>
+      </w:r>
+      <w:r>
+        <w:rPr>
+          <w:rFonts w:ascii="Times New Roman" w:cs="Times New Roman" w:eastAsia="Times New Roman" w:hAnsi="Times New Roman"/>
+          <w:sz w:val="17"/>
+          <w:szCs w:val="17"/>
+        </w:rPr>
+        <w:t xml:space="preserve">Заезд с 14:00, выезд до 12:00. Продление и оплата до 12:00. Если гость не оплатил вовремя, мы вправе предложить другое место или отказать в продлении, если мест нет.</w:t>
+      </w:r>
+    </w:p>
+    <w:p>
+      <w:pPr>
+        <w:spacing w:after="30" w:before="0" w:line="215"/>
+        <w:jc w:val="both"/>
+      </w:pPr>
+      <w:r>
+        <w:rPr>
+          <w:rFonts w:ascii="Times New Roman" w:cs="Times New Roman" w:eastAsia="Times New Roman" w:hAnsi="Times New Roman"/>
+          <w:b/>
+          <w:bCs/>
+          <w:sz w:val="17"/>
+          <w:szCs w:val="17"/>
+        </w:rPr>
+        <w:t xml:space="preserve">2.2. </w:t>
+      </w:r>
+      <w:r>
+        <w:rPr>
+          <w:rFonts w:ascii="Times New Roman" w:cs="Times New Roman" w:eastAsia="Times New Roman" w:hAnsi="Times New Roman"/>
+          <w:sz w:val="17"/>
+          <w:szCs w:val="17"/>
+        </w:rPr>
+        <w:t xml:space="preserve">Ранний заезд: с 06:00 — 50%, до 06:00 — 100% суточной стоимости (при наличии мест). Поздний выезд: до 19:00 — 50%, после 19:00 — 100%. Лучше предупредить нас заранее, мы постараемся пойти навстречу.</w:t>
+      </w:r>
+    </w:p>
+    <w:p>
+      <w:pPr>
+        <w:spacing w:after="30" w:before="0" w:line="215"/>
+        <w:jc w:val="both"/>
+      </w:pPr>
+      <w:r>
+        <w:rPr>
+          <w:rFonts w:ascii="Times New Roman" w:cs="Times New Roman" w:eastAsia="Times New Roman" w:hAnsi="Times New Roman"/>
+          <w:b/>
+          <w:bCs/>
+          <w:sz w:val="17"/>
+          <w:szCs w:val="17"/>
+        </w:rPr>
+        <w:t xml:space="preserve">2.3. </w:t>
+      </w:r>
+      <w:r>
+        <w:rPr>
+          <w:rFonts w:ascii="Times New Roman" w:cs="Times New Roman" w:eastAsia="Times New Roman" w:hAnsi="Times New Roman"/>
+          <w:sz w:val="17"/>
+          <w:szCs w:val="17"/>
+        </w:rPr>
+        <w:t xml:space="preserve">Если вы выезжаете раньше оплаченного срока, стоимость пересчитывается по действующим тарифам за фактическое проживание. Скидка за длительный срок тоже пересчитывается. Остаток возвращается в течение 10 дней.</w:t>
+      </w:r>
+    </w:p>
+    <w:p>
+      <w:pPr>
+        <w:spacing w:after="30" w:before="0" w:line="215"/>
+        <w:jc w:val="both"/>
+      </w:pPr>
+      <w:r>
+        <w:rPr>
+          <w:rFonts w:ascii="Times New Roman" w:cs="Times New Roman" w:eastAsia="Times New Roman" w:hAnsi="Times New Roman"/>
+          <w:b/>
+          <w:bCs/>
+          <w:sz w:val="17"/>
+          <w:szCs w:val="17"/>
+        </w:rPr>
+        <w:t xml:space="preserve">2.4. </w:t>
+      </w:r>
+      <w:r>
+        <w:rPr>
+          <w:rFonts w:ascii="Times New Roman" w:cs="Times New Roman" w:eastAsia="Times New Roman" w:hAnsi="Times New Roman"/>
+          <w:sz w:val="17"/>
+          <w:szCs w:val="17"/>
+        </w:rPr>
+        <w:t xml:space="preserve">Если вы отказались от брони до дня заезда, мы возвращаем всю сумму. Если вы не приехали или предупредили слишком поздно, мы вправе удержать плату не более чем за одни сутки.</w:t>
+      </w:r>
+    </w:p>
+    <w:p>
+      <w:pPr>
+        <w:spacing w:after="30" w:before="0" w:line="215"/>
+        <w:jc w:val="both"/>
+      </w:pPr>
+      <w:r>
+        <w:rPr>
+          <w:rFonts w:ascii="Times New Roman" w:cs="Times New Roman" w:eastAsia="Times New Roman" w:hAnsi="Times New Roman"/>
+          <w:b/>
+          <w:bCs/>
+          <w:sz w:val="17"/>
+          <w:szCs w:val="17"/>
+        </w:rPr>
+        <w:t xml:space="preserve">2.5. </w:t>
+      </w:r>
+      <w:r>
+        <w:rPr>
+          <w:rFonts w:ascii="Times New Roman" w:cs="Times New Roman" w:eastAsia="Times New Roman" w:hAnsi="Times New Roman"/>
+          <w:sz w:val="17"/>
+          <w:szCs w:val="17"/>
+        </w:rPr>
+        <w:t xml:space="preserve">Если мы не можем предоставить забронированное место, мы сообщим об этом сразу и вернём деньги либо предложим равноценный вариант.</w:t>
+      </w:r>
+    </w:p>
+    <w:p>
+      <w:pPr>
+        <w:spacing w:after="35" w:before="90" w:line="215"/>
+        <w:jc w:val="left"/>
+      </w:pPr>
+      <w:r>
+        <w:rPr>
+          <w:rFonts w:ascii="Times New Roman" w:cs="Times New Roman" w:eastAsia="Times New Roman" w:hAnsi="Times New Roman"/>
+          <w:b/>
+          <w:bCs/>
+          <w:color w:val="1F3A5F"/>
           <w:sz w:val="18"/>
           <w:szCs w:val="18"/>
         </w:rPr>
-        <w:t xml:space="preserve">3. Досрочный выезд и скидки</w:t>
-      </w:r>
-    </w:p>
-    <w:p>
-      <w:pPr>
-        <w:spacing w:after="45" w:before="0" w:line="215"/>
-      </w:pPr>
-      <w:r>
-        <w:rPr>
-          <w:rFonts w:ascii="Times New Roman" w:cs="Times New Roman" w:eastAsia="Times New Roman" w:hAnsi="Times New Roman"/>
-          <w:sz w:val="17"/>
-          <w:szCs w:val="17"/>
-        </w:rPr>
-        <w:t xml:space="preserve">При выезде до окончания оплаченного периода стоимость пересчитывается по действующим тарифам с учётом фактического срока проживания и применимых скидочных категорий (если скидка была предоставлена при единовременной оплате на определённый срок). Неиспользованная предоплата возвращается по правилам возврата и законодательству РФ.</w:t>
-      </w:r>
-    </w:p>
-    <w:p>
-      <w:pPr>
-        <w:spacing w:after="40" w:before="70" w:line="215"/>
-      </w:pPr>
-      <w:r>
-        <w:rPr>
-          <w:rFonts w:ascii="Times New Roman" w:cs="Times New Roman" w:eastAsia="Times New Roman" w:hAnsi="Times New Roman"/>
-          <w:b/>
-          <w:bCs/>
+        <w:t xml:space="preserve">3. КЛЮЧ, ЗАЛОГ И ВАШИ ВЕЩИ</w:t>
+      </w:r>
+    </w:p>
+    <w:p>
+      <w:pPr>
+        <w:spacing w:after="30" w:before="0" w:line="215"/>
+        <w:jc w:val="both"/>
+      </w:pPr>
+      <w:r>
+        <w:rPr>
+          <w:rFonts w:ascii="Times New Roman" w:cs="Times New Roman" w:eastAsia="Times New Roman" w:hAnsi="Times New Roman"/>
+          <w:b/>
+          <w:bCs/>
+          <w:sz w:val="17"/>
+          <w:szCs w:val="17"/>
+        </w:rPr>
+        <w:t xml:space="preserve">3.1. </w:t>
+      </w:r>
+      <w:r>
+        <w:rPr>
+          <w:rFonts w:ascii="Times New Roman" w:cs="Times New Roman" w:eastAsia="Times New Roman" w:hAnsi="Times New Roman"/>
+          <w:sz w:val="17"/>
+          <w:szCs w:val="17"/>
+        </w:rPr>
+        <w:t xml:space="preserve">При заселении вы получаете ключ-карту (и ключ от локера, если он предусмотрен) под залог. Размер залога указан в прейскуранте. При выезде залог возвращается после сдачи ключа и проверки места, если нет задолженности и претензий по имуществу.</w:t>
+      </w:r>
+    </w:p>
+    <w:p>
+      <w:pPr>
+        <w:spacing w:after="30" w:before="0" w:line="215"/>
+        <w:jc w:val="both"/>
+      </w:pPr>
+      <w:r>
+        <w:rPr>
+          <w:rFonts w:ascii="Times New Roman" w:cs="Times New Roman" w:eastAsia="Times New Roman" w:hAnsi="Times New Roman"/>
+          <w:b/>
+          <w:bCs/>
+          <w:sz w:val="17"/>
+          <w:szCs w:val="17"/>
+        </w:rPr>
+        <w:t xml:space="preserve">3.2. </w:t>
+      </w:r>
+      <w:r>
+        <w:rPr>
+          <w:rFonts w:ascii="Times New Roman" w:cs="Times New Roman" w:eastAsia="Times New Roman" w:hAnsi="Times New Roman"/>
+          <w:sz w:val="17"/>
+          <w:szCs w:val="17"/>
+        </w:rPr>
+        <w:t xml:space="preserve">Не передавайте ключ-карту посторонним и не оставляйте её в замке. Утеря или поломка оплачивается по прейскуранту.</w:t>
+      </w:r>
+    </w:p>
+    <w:p>
+      <w:pPr>
+        <w:spacing w:after="30" w:before="0" w:line="215"/>
+        <w:jc w:val="both"/>
+      </w:pPr>
+      <w:r>
+        <w:rPr>
+          <w:rFonts w:ascii="Times New Roman" w:cs="Times New Roman" w:eastAsia="Times New Roman" w:hAnsi="Times New Roman"/>
+          <w:b/>
+          <w:bCs/>
+          <w:sz w:val="17"/>
+          <w:szCs w:val="17"/>
+        </w:rPr>
+        <w:t xml:space="preserve">3.3. </w:t>
+      </w:r>
+      <w:r>
+        <w:rPr>
+          <w:rFonts w:ascii="Times New Roman" w:cs="Times New Roman" w:eastAsia="Times New Roman" w:hAnsi="Times New Roman"/>
+          <w:sz w:val="17"/>
+          <w:szCs w:val="17"/>
+        </w:rPr>
+        <w:t xml:space="preserve">Документы, деньги, телефоны, ноутбуки и другие ценности храните в закрытом локере. Мы не отвечаем за вещи, оставленные без присмотра.</w:t>
+      </w:r>
+    </w:p>
+    <w:p>
+      <w:pPr>
+        <w:spacing w:after="30" w:before="0" w:line="215"/>
+        <w:jc w:val="both"/>
+      </w:pPr>
+      <w:r>
+        <w:rPr>
+          <w:rFonts w:ascii="Times New Roman" w:cs="Times New Roman" w:eastAsia="Times New Roman" w:hAnsi="Times New Roman"/>
+          <w:b/>
+          <w:bCs/>
+          <w:sz w:val="17"/>
+          <w:szCs w:val="17"/>
+        </w:rPr>
+        <w:t xml:space="preserve">3.4. </w:t>
+      </w:r>
+      <w:r>
+        <w:rPr>
+          <w:rFonts w:ascii="Times New Roman" w:cs="Times New Roman" w:eastAsia="Times New Roman" w:hAnsi="Times New Roman"/>
+          <w:sz w:val="17"/>
+          <w:szCs w:val="17"/>
+        </w:rPr>
+        <w:t xml:space="preserve">Мы не вскрываем локер без вас, кроме случаев пожара, угрозы жизни, требования компетентных органов или освобождения места после вашего выезда. В таком случае мы составляем акт.</w:t>
+      </w:r>
+    </w:p>
+    <w:p>
+      <w:pPr>
+        <w:spacing w:after="30" w:before="0" w:line="215"/>
+        <w:jc w:val="both"/>
+      </w:pPr>
+      <w:r>
+        <w:rPr>
+          <w:rFonts w:ascii="Times New Roman" w:cs="Times New Roman" w:eastAsia="Times New Roman" w:hAnsi="Times New Roman"/>
+          <w:b/>
+          <w:bCs/>
+          <w:sz w:val="17"/>
+          <w:szCs w:val="17"/>
+        </w:rPr>
+        <w:t xml:space="preserve">3.5. </w:t>
+      </w:r>
+      <w:r>
+        <w:rPr>
+          <w:rFonts w:ascii="Times New Roman" w:cs="Times New Roman" w:eastAsia="Times New Roman" w:hAnsi="Times New Roman"/>
+          <w:sz w:val="17"/>
+          <w:szCs w:val="17"/>
+        </w:rPr>
+        <w:t xml:space="preserve">После выезда вещи можно бесплатно оставить на ресепшн до утра следующего дня. Дальше хранение платное.</w:t>
+      </w:r>
+    </w:p>
+    <w:p>
+      <w:pPr>
+        <w:spacing w:after="30" w:before="0" w:line="215"/>
+        <w:jc w:val="both"/>
+      </w:pPr>
+      <w:r>
+        <w:rPr>
+          <w:rFonts w:ascii="Times New Roman" w:cs="Times New Roman" w:eastAsia="Times New Roman" w:hAnsi="Times New Roman"/>
+          <w:b/>
+          <w:bCs/>
+          <w:sz w:val="17"/>
+          <w:szCs w:val="17"/>
+        </w:rPr>
+        <w:t xml:space="preserve">3.6. </w:t>
+      </w:r>
+      <w:r>
+        <w:rPr>
+          <w:rFonts w:ascii="Times New Roman" w:cs="Times New Roman" w:eastAsia="Times New Roman" w:hAnsi="Times New Roman"/>
+          <w:sz w:val="17"/>
+          <w:szCs w:val="17"/>
+        </w:rPr>
+        <w:t xml:space="preserve">Забытые вещи мы фиксируем актом с описью и пытаемся связаться с вами. Обычные вещи хранятся 2 месяца, ценности и документы — 6 месяцев либо передаются в полицию. Скоропортящееся выбрасываем сразу.</w:t>
+      </w:r>
+    </w:p>
+    <w:p>
+      <w:pPr>
+        <w:spacing w:after="35" w:before="90" w:line="215"/>
+        <w:jc w:val="left"/>
+      </w:pPr>
+      <w:r>
+        <w:rPr>
+          <w:rFonts w:ascii="Times New Roman" w:cs="Times New Roman" w:eastAsia="Times New Roman" w:hAnsi="Times New Roman"/>
+          <w:b/>
+          <w:bCs/>
+          <w:color w:val="1F3A5F"/>
           <w:sz w:val="18"/>
           <w:szCs w:val="18"/>
         </w:rPr>
-        <w:t xml:space="preserve">4. Ключ и залог</w:t>
-      </w:r>
-    </w:p>
-    <w:p>
-      <w:pPr>
-        <w:spacing w:after="45" w:before="0" w:line="215"/>
-      </w:pPr>
-      <w:r>
-        <w:rPr>
-          <w:rFonts w:ascii="Times New Roman" w:cs="Times New Roman" w:eastAsia="Times New Roman" w:hAnsi="Times New Roman"/>
-          <w:sz w:val="17"/>
-          <w:szCs w:val="17"/>
-        </w:rPr>
-        <w:t xml:space="preserve">При заселении выдаётся ключ (магнитная карта доступа) под залог в размере, установленном администрацией; при выезде залог возвращается при сдаче ключа и отсутствии задолженности и претензий по имуществу.</w:t>
-      </w:r>
-    </w:p>
-    <w:p>
-      <w:pPr>
-        <w:spacing w:after="40" w:before="70" w:line="215"/>
-      </w:pPr>
-      <w:r>
-        <w:rPr>
-          <w:rFonts w:ascii="Times New Roman" w:cs="Times New Roman" w:eastAsia="Times New Roman" w:hAnsi="Times New Roman"/>
-          <w:b/>
-          <w:bCs/>
+        <w:t xml:space="preserve">4. БЕЛЬЁ И ЧИСТОТА</w:t>
+      </w:r>
+    </w:p>
+    <w:p>
+      <w:pPr>
+        <w:spacing w:after="30" w:before="0" w:line="215"/>
+        <w:jc w:val="both"/>
+      </w:pPr>
+      <w:r>
+        <w:rPr>
+          <w:rFonts w:ascii="Times New Roman" w:cs="Times New Roman" w:eastAsia="Times New Roman" w:hAnsi="Times New Roman"/>
+          <w:b/>
+          <w:bCs/>
+          <w:sz w:val="17"/>
+          <w:szCs w:val="17"/>
+        </w:rPr>
+        <w:t xml:space="preserve">4.1. </w:t>
+      </w:r>
+      <w:r>
+        <w:rPr>
+          <w:rFonts w:ascii="Times New Roman" w:cs="Times New Roman" w:eastAsia="Times New Roman" w:hAnsi="Times New Roman"/>
+          <w:sz w:val="17"/>
+          <w:szCs w:val="17"/>
+        </w:rPr>
+        <w:t xml:space="preserve">При проживании более 7 суток постельное бельё меняется не реже одного раза в 7 дней, полотенца — не реже одного раза в 3 дня.</w:t>
+      </w:r>
+    </w:p>
+    <w:p>
+      <w:pPr>
+        <w:spacing w:after="30" w:before="0" w:line="215"/>
+        <w:jc w:val="both"/>
+      </w:pPr>
+      <w:r>
+        <w:rPr>
+          <w:rFonts w:ascii="Times New Roman" w:cs="Times New Roman" w:eastAsia="Times New Roman" w:hAnsi="Times New Roman"/>
+          <w:b/>
+          <w:bCs/>
+          <w:sz w:val="17"/>
+          <w:szCs w:val="17"/>
+        </w:rPr>
+        <w:t xml:space="preserve">4.2. </w:t>
+      </w:r>
+      <w:r>
+        <w:rPr>
+          <w:rFonts w:ascii="Times New Roman" w:cs="Times New Roman" w:eastAsia="Times New Roman" w:hAnsi="Times New Roman"/>
+          <w:sz w:val="17"/>
+          <w:szCs w:val="17"/>
+        </w:rPr>
+        <w:t xml:space="preserve">Кухня и санузлы общие. Помыл посуду сразу, убрал за собой еду и мусор, не оставил грязь в душе. Если после замечания беспорядок остаётся, мы вправе взять плату за уборку по прейскуранту.</w:t>
+      </w:r>
+    </w:p>
+    <w:p>
+      <w:pPr>
+        <w:spacing w:after="30" w:before="0" w:line="215"/>
+        <w:jc w:val="both"/>
+      </w:pPr>
+      <w:r>
+        <w:rPr>
+          <w:rFonts w:ascii="Times New Roman" w:cs="Times New Roman" w:eastAsia="Times New Roman" w:hAnsi="Times New Roman"/>
+          <w:b/>
+          <w:bCs/>
+          <w:sz w:val="17"/>
+          <w:szCs w:val="17"/>
+        </w:rPr>
+        <w:t xml:space="preserve">4.3. </w:t>
+      </w:r>
+      <w:r>
+        <w:rPr>
+          <w:rFonts w:ascii="Times New Roman" w:cs="Times New Roman" w:eastAsia="Times New Roman" w:hAnsi="Times New Roman"/>
+          <w:sz w:val="17"/>
+          <w:szCs w:val="17"/>
+        </w:rPr>
+        <w:t xml:space="preserve">Сдавайте бельё и полотенца при выезде. Утеря и порча оплачиваются по прейскуранту.</w:t>
+      </w:r>
+    </w:p>
+    <w:p>
+      <w:pPr>
+        <w:spacing w:after="30" w:before="0" w:line="215"/>
+        <w:jc w:val="both"/>
+      </w:pPr>
+      <w:r>
+        <w:rPr>
+          <w:rFonts w:ascii="Times New Roman" w:cs="Times New Roman" w:eastAsia="Times New Roman" w:hAnsi="Times New Roman"/>
+          <w:b/>
+          <w:bCs/>
+          <w:sz w:val="17"/>
+          <w:szCs w:val="17"/>
+        </w:rPr>
+        <w:t xml:space="preserve">4.4. </w:t>
+      </w:r>
+      <w:r>
+        <w:rPr>
+          <w:rFonts w:ascii="Times New Roman" w:cs="Times New Roman" w:eastAsia="Times New Roman" w:hAnsi="Times New Roman"/>
+          <w:sz w:val="17"/>
+          <w:szCs w:val="17"/>
+        </w:rPr>
+        <w:t xml:space="preserve">Если вы заметили клопов, блох, вшей или чесотку или подозреваете их в своих вещах, скажите нам сразу. Мы проведём обработку. Если вы скрыли проблему, расходы на обработку всех пострадавших мест возлагаются на вас.</w:t>
+      </w:r>
+    </w:p>
+    <w:p>
+      <w:pPr>
+        <w:spacing w:after="35" w:before="90" w:line="215"/>
+        <w:jc w:val="left"/>
+      </w:pPr>
+      <w:r>
+        <w:rPr>
+          <w:rFonts w:ascii="Times New Roman" w:cs="Times New Roman" w:eastAsia="Times New Roman" w:hAnsi="Times New Roman"/>
+          <w:b/>
+          <w:bCs/>
+          <w:color w:val="1F3A5F"/>
           <w:sz w:val="18"/>
           <w:szCs w:val="18"/>
         </w:rPr>
-        <w:t xml:space="preserve">5. Уборка и бельё</w:t>
-      </w:r>
-    </w:p>
-    <w:p>
-      <w:pPr>
-        <w:spacing w:after="45" w:before="0" w:line="215"/>
-      </w:pPr>
-      <w:r>
-        <w:rPr>
-          <w:rFonts w:ascii="Times New Roman" w:cs="Times New Roman" w:eastAsia="Times New Roman" w:hAnsi="Times New Roman"/>
-          <w:sz w:val="17"/>
-          <w:szCs w:val="17"/>
-        </w:rPr>
-        <w:t xml:space="preserve">При длительном проживании постельное бельё меняется не реже 1 раза в 7 дней, полотенца — не реже 1 раза в 3 дня, если иной порядок не согласован с администрацией.</w:t>
-      </w:r>
-    </w:p>
-    <w:p>
-      <w:pPr>
-        <w:spacing w:after="40" w:before="70" w:line="215"/>
-      </w:pPr>
-      <w:r>
-        <w:rPr>
-          <w:rFonts w:ascii="Times New Roman" w:cs="Times New Roman" w:eastAsia="Times New Roman" w:hAnsi="Times New Roman"/>
-          <w:b/>
-          <w:bCs/>
+        <w:t xml:space="preserve">5. ТИШИНА И УВАЖЕНИЕ К СОСЕДЯМ</w:t>
+      </w:r>
+    </w:p>
+    <w:p>
+      <w:pPr>
+        <w:spacing w:after="30" w:before="0" w:line="215"/>
+        <w:jc w:val="both"/>
+      </w:pPr>
+      <w:r>
+        <w:rPr>
+          <w:rFonts w:ascii="Times New Roman" w:cs="Times New Roman" w:eastAsia="Times New Roman" w:hAnsi="Times New Roman"/>
+          <w:b/>
+          <w:bCs/>
+          <w:sz w:val="17"/>
+          <w:szCs w:val="17"/>
+        </w:rPr>
+        <w:t xml:space="preserve">5.1. </w:t>
+      </w:r>
+      <w:r>
+        <w:rPr>
+          <w:rFonts w:ascii="Times New Roman" w:cs="Times New Roman" w:eastAsia="Times New Roman" w:hAnsi="Times New Roman"/>
+          <w:sz w:val="17"/>
+          <w:szCs w:val="17"/>
+        </w:rPr>
+        <w:t xml:space="preserve">С 23:00 до 07:00 действует тишина: без громкой музыки, разговоров по громкой связи, шумной возни и яркого света в спальнях. Колонки в общих зонах запрещены в любое время.</w:t>
+      </w:r>
+    </w:p>
+    <w:p>
+      <w:pPr>
+        <w:spacing w:after="30" w:before="0" w:line="215"/>
+        <w:jc w:val="both"/>
+      </w:pPr>
+      <w:r>
+        <w:rPr>
+          <w:rFonts w:ascii="Times New Roman" w:cs="Times New Roman" w:eastAsia="Times New Roman" w:hAnsi="Times New Roman"/>
+          <w:b/>
+          <w:bCs/>
+          <w:sz w:val="17"/>
+          <w:szCs w:val="17"/>
+        </w:rPr>
+        <w:t xml:space="preserve">5.2. </w:t>
+      </w:r>
+      <w:r>
+        <w:rPr>
+          <w:rFonts w:ascii="Times New Roman" w:cs="Times New Roman" w:eastAsia="Times New Roman" w:hAnsi="Times New Roman"/>
+          <w:sz w:val="17"/>
+          <w:szCs w:val="17"/>
+        </w:rPr>
+        <w:t xml:space="preserve">Не занимайте чужие места, не трогайте чужие вещи и не пользуйтесь чужими локерами без разрешения. Сменить койку можно только с согласия администрации.</w:t>
+      </w:r>
+    </w:p>
+    <w:p>
+      <w:pPr>
+        <w:spacing w:after="30" w:before="0" w:line="215"/>
+        <w:jc w:val="both"/>
+      </w:pPr>
+      <w:r>
+        <w:rPr>
+          <w:rFonts w:ascii="Times New Roman" w:cs="Times New Roman" w:eastAsia="Times New Roman" w:hAnsi="Times New Roman"/>
+          <w:b/>
+          <w:bCs/>
+          <w:sz w:val="17"/>
+          <w:szCs w:val="17"/>
+        </w:rPr>
+        <w:t xml:space="preserve">5.3. </w:t>
+      </w:r>
+      <w:r>
+        <w:rPr>
+          <w:rFonts w:ascii="Times New Roman" w:cs="Times New Roman" w:eastAsia="Times New Roman" w:hAnsi="Times New Roman"/>
+          <w:sz w:val="17"/>
+          <w:szCs w:val="17"/>
+        </w:rPr>
+        <w:t xml:space="preserve">Приглашать гостей можно только после согласования с администратором, в часы, которые он назовёт, и без ночёвки. Вы отвечаете за поведение приглашённых.</w:t>
+      </w:r>
+    </w:p>
+    <w:p>
+      <w:pPr>
+        <w:spacing w:after="30" w:before="0" w:line="215"/>
+        <w:jc w:val="both"/>
+      </w:pPr>
+      <w:r>
+        <w:rPr>
+          <w:rFonts w:ascii="Times New Roman" w:cs="Times New Roman" w:eastAsia="Times New Roman" w:hAnsi="Times New Roman"/>
+          <w:b/>
+          <w:bCs/>
+          <w:sz w:val="17"/>
+          <w:szCs w:val="17"/>
+        </w:rPr>
+        <w:t xml:space="preserve">5.4. </w:t>
+      </w:r>
+      <w:r>
+        <w:rPr>
+          <w:rFonts w:ascii="Times New Roman" w:cs="Times New Roman" w:eastAsia="Times New Roman" w:hAnsi="Times New Roman"/>
+          <w:sz w:val="17"/>
+          <w:szCs w:val="17"/>
+        </w:rPr>
+        <w:t xml:space="preserve">Оскорбления, угрозы, домогательства, дискриминация и унижение других гостей или персонала недопустимы.</w:t>
+      </w:r>
+    </w:p>
+    <w:p>
+      <w:pPr>
+        <w:spacing w:after="30" w:before="0" w:line="215"/>
+        <w:jc w:val="both"/>
+      </w:pPr>
+      <w:r>
+        <w:rPr>
+          <w:rFonts w:ascii="Times New Roman" w:cs="Times New Roman" w:eastAsia="Times New Roman" w:hAnsi="Times New Roman"/>
+          <w:b/>
+          <w:bCs/>
+          <w:sz w:val="17"/>
+          <w:szCs w:val="17"/>
+        </w:rPr>
+        <w:t xml:space="preserve">5.5. </w:t>
+      </w:r>
+      <w:r>
+        <w:rPr>
+          <w:rFonts w:ascii="Times New Roman" w:cs="Times New Roman" w:eastAsia="Times New Roman" w:hAnsi="Times New Roman"/>
+          <w:sz w:val="17"/>
+          <w:szCs w:val="17"/>
+        </w:rPr>
+        <w:t xml:space="preserve">В коридорах, на ресепшн, кухне и в общих зонах ведётся видеонаблюдение без записи звука. В спальнях, санузлах и душевых камер нет. В спальнях, санузлах и душевых любая съёмка людей запрещена. В общих зонах не снимайте других гостей и персонал без их согласия и не публикуйте записи, где их можно узнать. Если гость просит удалить запись с его изображением, пожалуйста, удалите. Случайное попадание в кадр при съёмке интерьера нарушением не считается.</w:t>
+      </w:r>
+    </w:p>
+    <w:p>
+      <w:pPr>
+        <w:spacing w:after="35" w:before="90" w:line="215"/>
+        <w:jc w:val="left"/>
+      </w:pPr>
+      <w:r>
+        <w:rPr>
+          <w:rFonts w:ascii="Times New Roman" w:cs="Times New Roman" w:eastAsia="Times New Roman" w:hAnsi="Times New Roman"/>
+          <w:b/>
+          <w:bCs/>
+          <w:color w:val="1F3A5F"/>
           <w:sz w:val="18"/>
           <w:szCs w:val="18"/>
         </w:rPr>
-        <w:t xml:space="preserve">6. Личные вещи</w:t>
-      </w:r>
-    </w:p>
-    <w:p>
-      <w:pPr>
-        <w:spacing w:after="45" w:before="0" w:line="215"/>
-      </w:pPr>
-      <w:r>
-        <w:rPr>
-          <w:rFonts w:ascii="Times New Roman" w:cs="Times New Roman" w:eastAsia="Times New Roman" w:hAnsi="Times New Roman"/>
-          <w:sz w:val="17"/>
-          <w:szCs w:val="17"/>
-        </w:rPr>
-        <w:t xml:space="preserve">Администрация не несёт ответственности за ценные вещи и документы, оставленные без присмотра. Для хранения рекомендуется использовать индивидуальные ящики (локеры), если они предусмотрены.</w:t>
-      </w:r>
-    </w:p>
-    <w:p>
-      <w:pPr>
-        <w:spacing w:after="40" w:before="70" w:line="215"/>
-      </w:pPr>
-      <w:r>
-        <w:rPr>
-          <w:rFonts w:ascii="Times New Roman" w:cs="Times New Roman" w:eastAsia="Times New Roman" w:hAnsi="Times New Roman"/>
-          <w:b/>
-          <w:bCs/>
+        <w:t xml:space="preserve">6. ЧТО ЗАПРЕЩЕНО</w:t>
+      </w:r>
+    </w:p>
+    <w:p>
+      <w:pPr>
+        <w:spacing w:after="30" w:before="0" w:line="215"/>
+        <w:jc w:val="both"/>
+      </w:pPr>
+      <w:r>
+        <w:rPr>
+          <w:rFonts w:ascii="Times New Roman" w:cs="Times New Roman" w:eastAsia="Times New Roman" w:hAnsi="Times New Roman"/>
+          <w:b/>
+          <w:bCs/>
+          <w:sz w:val="17"/>
+          <w:szCs w:val="17"/>
+        </w:rPr>
+        <w:t xml:space="preserve">6.1. </w:t>
+      </w:r>
+      <w:r>
+        <w:rPr>
+          <w:rFonts w:ascii="Times New Roman" w:cs="Times New Roman" w:eastAsia="Times New Roman" w:hAnsi="Times New Roman"/>
+          <w:sz w:val="17"/>
+          <w:szCs w:val="17"/>
+        </w:rPr>
+        <w:t xml:space="preserve">Курить, включая вейпы, кальяны и нагреватели табака, в помещениях и на территории хостела, кроме специально отведённых мест. Это правило безопасности, а не только вежливости: датчики срабатывают, приезжают пожарные, страдают все.</w:t>
+      </w:r>
+    </w:p>
+    <w:p>
+      <w:pPr>
+        <w:spacing w:after="30" w:before="0" w:line="215"/>
+        <w:jc w:val="both"/>
+      </w:pPr>
+      <w:r>
+        <w:rPr>
+          <w:rFonts w:ascii="Times New Roman" w:cs="Times New Roman" w:eastAsia="Times New Roman" w:hAnsi="Times New Roman"/>
+          <w:b/>
+          <w:bCs/>
+          <w:sz w:val="17"/>
+          <w:szCs w:val="17"/>
+        </w:rPr>
+        <w:t xml:space="preserve">6.2. </w:t>
+      </w:r>
+      <w:r>
+        <w:rPr>
+          <w:rFonts w:ascii="Times New Roman" w:cs="Times New Roman" w:eastAsia="Times New Roman" w:hAnsi="Times New Roman"/>
+          <w:sz w:val="17"/>
+          <w:szCs w:val="17"/>
+        </w:rPr>
+        <w:t xml:space="preserve">Распивать алкоголь в хостеле, употреблять и хранить наркотические вещества. Находиться в состоянии, которое создаёт опасность для окружающих или нарушает порядок.</w:t>
+      </w:r>
+    </w:p>
+    <w:p>
+      <w:pPr>
+        <w:spacing w:after="30" w:before="0" w:line="215"/>
+        <w:jc w:val="both"/>
+      </w:pPr>
+      <w:r>
+        <w:rPr>
+          <w:rFonts w:ascii="Times New Roman" w:cs="Times New Roman" w:eastAsia="Times New Roman" w:hAnsi="Times New Roman"/>
+          <w:b/>
+          <w:bCs/>
+          <w:sz w:val="17"/>
+          <w:szCs w:val="17"/>
+        </w:rPr>
+        <w:t xml:space="preserve">6.3. </w:t>
+      </w:r>
+      <w:r>
+        <w:rPr>
+          <w:rFonts w:ascii="Times New Roman" w:cs="Times New Roman" w:eastAsia="Times New Roman" w:hAnsi="Times New Roman"/>
+          <w:sz w:val="17"/>
+          <w:szCs w:val="17"/>
+        </w:rPr>
+        <w:t xml:space="preserve">Хранить и приносить оружие, взрывчатые, легковоспламеняющиеся, химические, радиоактивные и другие опасные вещества.</w:t>
+      </w:r>
+    </w:p>
+    <w:p>
+      <w:pPr>
+        <w:spacing w:after="30" w:before="0" w:line="215"/>
+        <w:jc w:val="both"/>
+      </w:pPr>
+      <w:r>
+        <w:rPr>
+          <w:rFonts w:ascii="Times New Roman" w:cs="Times New Roman" w:eastAsia="Times New Roman" w:hAnsi="Times New Roman"/>
+          <w:b/>
+          <w:bCs/>
+          <w:sz w:val="17"/>
+          <w:szCs w:val="17"/>
+        </w:rPr>
+        <w:t xml:space="preserve">6.4. </w:t>
+      </w:r>
+      <w:r>
+        <w:rPr>
+          <w:rFonts w:ascii="Times New Roman" w:cs="Times New Roman" w:eastAsia="Times New Roman" w:hAnsi="Times New Roman"/>
+          <w:sz w:val="17"/>
+          <w:szCs w:val="17"/>
+        </w:rPr>
+        <w:t xml:space="preserve">Включать кипятильники, обогреватели и самодельные удлинители. Не оставляйте зарядки без присмотра на ночь в спальне.</w:t>
+      </w:r>
+    </w:p>
+    <w:p>
+      <w:pPr>
+        <w:spacing w:after="30" w:before="0" w:line="215"/>
+        <w:jc w:val="both"/>
+      </w:pPr>
+      <w:r>
+        <w:rPr>
+          <w:rFonts w:ascii="Times New Roman" w:cs="Times New Roman" w:eastAsia="Times New Roman" w:hAnsi="Times New Roman"/>
+          <w:b/>
+          <w:bCs/>
+          <w:sz w:val="17"/>
+          <w:szCs w:val="17"/>
+        </w:rPr>
+        <w:t xml:space="preserve">6.5. </w:t>
+      </w:r>
+      <w:r>
+        <w:rPr>
+          <w:rFonts w:ascii="Times New Roman" w:cs="Times New Roman" w:eastAsia="Times New Roman" w:hAnsi="Times New Roman"/>
+          <w:sz w:val="17"/>
+          <w:szCs w:val="17"/>
+        </w:rPr>
+        <w:t xml:space="preserve">Блокировать эвакуационные выходы, закрывать пожарные датчики, трогать огнетушители без необходимости, выпускать посторонних через пожарные двери.</w:t>
+      </w:r>
+    </w:p>
+    <w:p>
+      <w:pPr>
+        <w:spacing w:after="30" w:before="0" w:line="215"/>
+        <w:jc w:val="both"/>
+      </w:pPr>
+      <w:r>
+        <w:rPr>
+          <w:rFonts w:ascii="Times New Roman" w:cs="Times New Roman" w:eastAsia="Times New Roman" w:hAnsi="Times New Roman"/>
+          <w:b/>
+          <w:bCs/>
+          <w:sz w:val="17"/>
+          <w:szCs w:val="17"/>
+        </w:rPr>
+        <w:t xml:space="preserve">6.6. </w:t>
+      </w:r>
+      <w:r>
+        <w:rPr>
+          <w:rFonts w:ascii="Times New Roman" w:cs="Times New Roman" w:eastAsia="Times New Roman" w:hAnsi="Times New Roman"/>
+          <w:sz w:val="17"/>
+          <w:szCs w:val="17"/>
+        </w:rPr>
+        <w:t xml:space="preserve">Портить имущество хостела и других гостей.</w:t>
+      </w:r>
+    </w:p>
+    <w:p>
+      <w:pPr>
+        <w:spacing w:after="30" w:before="0" w:line="215"/>
+        <w:jc w:val="both"/>
+      </w:pPr>
+      <w:r>
+        <w:rPr>
+          <w:rFonts w:ascii="Times New Roman" w:cs="Times New Roman" w:eastAsia="Times New Roman" w:hAnsi="Times New Roman"/>
+          <w:b/>
+          <w:bCs/>
+          <w:sz w:val="17"/>
+          <w:szCs w:val="17"/>
+        </w:rPr>
+        <w:t xml:space="preserve">6.7. </w:t>
+      </w:r>
+      <w:r>
+        <w:rPr>
+          <w:rFonts w:ascii="Times New Roman" w:cs="Times New Roman" w:eastAsia="Times New Roman" w:hAnsi="Times New Roman"/>
+          <w:sz w:val="17"/>
+          <w:szCs w:val="17"/>
+        </w:rPr>
+        <w:t xml:space="preserve">Заниматься проституцией, азартными играми на деньги, торговлей и рекламой, а также любой другой незаконной деятельностью. Нарушать законодательство РФ.</w:t>
+      </w:r>
+    </w:p>
+    <w:p>
+      <w:pPr>
+        <w:spacing w:after="30" w:before="0" w:line="215"/>
+        <w:jc w:val="both"/>
+      </w:pPr>
+      <w:r>
+        <w:rPr>
+          <w:rFonts w:ascii="Times New Roman" w:cs="Times New Roman" w:eastAsia="Times New Roman" w:hAnsi="Times New Roman"/>
+          <w:b/>
+          <w:bCs/>
+          <w:sz w:val="17"/>
+          <w:szCs w:val="17"/>
+        </w:rPr>
+        <w:t xml:space="preserve">6.8. </w:t>
+      </w:r>
+      <w:r>
+        <w:rPr>
+          <w:rFonts w:ascii="Times New Roman" w:cs="Times New Roman" w:eastAsia="Times New Roman" w:hAnsi="Times New Roman"/>
+          <w:sz w:val="17"/>
+          <w:szCs w:val="17"/>
+        </w:rPr>
+        <w:t xml:space="preserve">Держать животных и птиц без согласия администрации.</w:t>
+      </w:r>
+    </w:p>
+    <w:p>
+      <w:pPr>
+        <w:spacing w:after="35" w:before="90" w:line="215"/>
+        <w:jc w:val="left"/>
+      </w:pPr>
+      <w:r>
+        <w:rPr>
+          <w:rFonts w:ascii="Times New Roman" w:cs="Times New Roman" w:eastAsia="Times New Roman" w:hAnsi="Times New Roman"/>
+          <w:b/>
+          <w:bCs/>
+          <w:color w:val="1F3A5F"/>
           <w:sz w:val="18"/>
           <w:szCs w:val="18"/>
         </w:rPr>
-        <w:t xml:space="preserve">7. Запрещается</w:t>
-      </w:r>
-    </w:p>
-    <w:p>
-      <w:pPr>
-        <w:spacing w:after="35" w:before="0" w:line="215"/>
-      </w:pPr>
-      <w:r>
-        <w:rPr>
-          <w:rFonts w:ascii="Times New Roman" w:cs="Times New Roman" w:eastAsia="Times New Roman" w:hAnsi="Times New Roman"/>
-          <w:sz w:val="17"/>
-          <w:szCs w:val="17"/>
-        </w:rPr>
-        <w:t xml:space="preserve">• Портить имущество {hotel_name} и общего пользования.</w:t>
-      </w:r>
-    </w:p>
-    <w:p>
-      <w:pPr>
-        <w:spacing w:after="35" w:before="0" w:line="215"/>
-      </w:pPr>
-      <w:r>
-        <w:rPr>
-          <w:rFonts w:ascii="Times New Roman" w:cs="Times New Roman" w:eastAsia="Times New Roman" w:hAnsi="Times New Roman"/>
-          <w:sz w:val="17"/>
-          <w:szCs w:val="17"/>
-        </w:rPr>
-        <w:t xml:space="preserve">• Нарушать тишину с 23:00 до 07:00.</w:t>
-      </w:r>
-    </w:p>
-    <w:p>
-      <w:pPr>
-        <w:spacing w:after="35" w:before="0" w:line="215"/>
-      </w:pPr>
-      <w:r>
-        <w:rPr>
-          <w:rFonts w:ascii="Times New Roman" w:cs="Times New Roman" w:eastAsia="Times New Roman" w:hAnsi="Times New Roman"/>
-          <w:sz w:val="17"/>
-          <w:szCs w:val="17"/>
-        </w:rPr>
-        <w:t xml:space="preserve">• Приводить посетителей без согласования с администрацией.</w:t>
-      </w:r>
-    </w:p>
-    <w:p>
-      <w:pPr>
-        <w:spacing w:after="35" w:before="0" w:line="215"/>
-      </w:pPr>
-      <w:r>
-        <w:rPr>
-          <w:rFonts w:ascii="Times New Roman" w:cs="Times New Roman" w:eastAsia="Times New Roman" w:hAnsi="Times New Roman"/>
-          <w:sz w:val="17"/>
-          <w:szCs w:val="17"/>
-        </w:rPr>
-        <w:t xml:space="preserve">• Распивать алкоголь, употреблять наркотические средства, курить в помещениях и на прилегающей территории (в т.ч. детских площадках), кроме специально отведённых мест, если они обозначены.</w:t>
-      </w:r>
-    </w:p>
-    <w:p>
-      <w:pPr>
-        <w:spacing w:after="35" w:before="0" w:line="215"/>
-      </w:pPr>
-      <w:r>
-        <w:rPr>
-          <w:rFonts w:ascii="Times New Roman" w:cs="Times New Roman" w:eastAsia="Times New Roman" w:hAnsi="Times New Roman"/>
-          <w:sz w:val="17"/>
-          <w:szCs w:val="17"/>
-        </w:rPr>
-        <w:t xml:space="preserve">• Находиться в состоянии алкогольного и/или наркотического опьянения в помещениях и на прилегающей территории.</w:t>
-      </w:r>
-    </w:p>
-    <w:p>
-      <w:pPr>
-        <w:spacing w:after="35" w:before="0" w:line="215"/>
-      </w:pPr>
-      <w:r>
-        <w:rPr>
-          <w:rFonts w:ascii="Times New Roman" w:cs="Times New Roman" w:eastAsia="Times New Roman" w:hAnsi="Times New Roman"/>
-          <w:sz w:val="17"/>
-          <w:szCs w:val="17"/>
-        </w:rPr>
-        <w:t xml:space="preserve">• Передавать ключи (карты доступа) посторонним лицам.</w:t>
-      </w:r>
-    </w:p>
-    <w:p>
-      <w:pPr>
-        <w:spacing w:after="35" w:before="0" w:line="215"/>
-      </w:pPr>
-      <w:r>
-        <w:rPr>
-          <w:rFonts w:ascii="Times New Roman" w:cs="Times New Roman" w:eastAsia="Times New Roman" w:hAnsi="Times New Roman"/>
-          <w:sz w:val="17"/>
-          <w:szCs w:val="17"/>
-        </w:rPr>
-        <w:t xml:space="preserve">• Менять номер (место) без уведомления администрации.</w:t>
-      </w:r>
-    </w:p>
-    <w:p>
-      <w:pPr>
-        <w:spacing w:after="35" w:before="0" w:line="215"/>
-      </w:pPr>
-      <w:r>
-        <w:rPr>
-          <w:rFonts w:ascii="Times New Roman" w:cs="Times New Roman" w:eastAsia="Times New Roman" w:hAnsi="Times New Roman"/>
-          <w:sz w:val="17"/>
-          <w:szCs w:val="17"/>
-        </w:rPr>
-        <w:t xml:space="preserve">• Хранить легковоспламеняющиеся вещества, оружие, наркотики, химические и радиоактивные вещества.</w:t>
-      </w:r>
-    </w:p>
-    <w:p>
-      <w:pPr>
-        <w:spacing w:after="35" w:before="0" w:line="215"/>
-      </w:pPr>
-      <w:r>
-        <w:rPr>
-          <w:rFonts w:ascii="Times New Roman" w:cs="Times New Roman" w:eastAsia="Times New Roman" w:hAnsi="Times New Roman"/>
-          <w:sz w:val="17"/>
-          <w:szCs w:val="17"/>
-        </w:rPr>
-        <w:t xml:space="preserve">• Нарушать законодательство РФ, в том числе нормы гражданского и уголовного законодательства.</w:t>
-      </w:r>
-    </w:p>
-    <w:p>
-      <w:pPr>
-        <w:spacing w:after="35" w:before="0" w:line="215"/>
-      </w:pPr>
-      <w:r>
-        <w:rPr>
-          <w:rFonts w:ascii="Times New Roman" w:cs="Times New Roman" w:eastAsia="Times New Roman" w:hAnsi="Times New Roman"/>
-          <w:sz w:val="17"/>
-          <w:szCs w:val="17"/>
-        </w:rPr>
-        <w:t xml:space="preserve">• Содержать животных и птиц без согласования с администрацией, если иное не предусмотрено правилами конкретного объекта.</w:t>
-      </w:r>
-    </w:p>
-    <w:p>
-      <w:pPr>
-        <w:spacing w:after="35" w:before="0" w:line="215"/>
-      </w:pPr>
-      <w:r>
-        <w:rPr>
-          <w:rFonts w:ascii="Times New Roman" w:cs="Times New Roman" w:eastAsia="Times New Roman" w:hAnsi="Times New Roman"/>
-          <w:sz w:val="17"/>
-          <w:szCs w:val="17"/>
-        </w:rPr>
-        <w:t xml:space="preserve">• Проживать несовершеннолетним без сопровождения законных представителей. При самостоятельном заселении лиц младше 18 лет — при наличии документа, удостоверяющего личность, и нотариально заверенного согласия родителей (законных представителей) на заключение договора и самостоятельное проживание.</w:t>
-      </w:r>
-    </w:p>
-    <w:p>
-      <w:pPr>
-        <w:spacing w:after="40" w:before="70" w:line="215"/>
-      </w:pPr>
-      <w:r>
-        <w:rPr>
-          <w:rFonts w:ascii="Times New Roman" w:cs="Times New Roman" w:eastAsia="Times New Roman" w:hAnsi="Times New Roman"/>
-          <w:b/>
-          <w:bCs/>
+        <w:t xml:space="preserve">7. ПОЖАРНАЯ БЕЗОПАСНОСТЬ И ЗДОРОВЬЕ</w:t>
+      </w:r>
+    </w:p>
+    <w:p>
+      <w:pPr>
+        <w:spacing w:after="30" w:before="0" w:line="215"/>
+        <w:jc w:val="both"/>
+      </w:pPr>
+      <w:r>
+        <w:rPr>
+          <w:rFonts w:ascii="Times New Roman" w:cs="Times New Roman" w:eastAsia="Times New Roman" w:hAnsi="Times New Roman"/>
+          <w:b/>
+          <w:bCs/>
+          <w:sz w:val="17"/>
+          <w:szCs w:val="17"/>
+        </w:rPr>
+        <w:t xml:space="preserve">7.1. </w:t>
+      </w:r>
+      <w:r>
+        <w:rPr>
+          <w:rFonts w:ascii="Times New Roman" w:cs="Times New Roman" w:eastAsia="Times New Roman" w:hAnsi="Times New Roman"/>
+          <w:sz w:val="17"/>
+          <w:szCs w:val="17"/>
+        </w:rPr>
+        <w:t xml:space="preserve">Посмотрите схему эвакуации при заселении. При тревоге выполняйте указания персонала.</w:t>
+      </w:r>
+    </w:p>
+    <w:p>
+      <w:pPr>
+        <w:spacing w:after="30" w:before="0" w:line="215"/>
+        <w:jc w:val="both"/>
+      </w:pPr>
+      <w:r>
+        <w:rPr>
+          <w:rFonts w:ascii="Times New Roman" w:cs="Times New Roman" w:eastAsia="Times New Roman" w:hAnsi="Times New Roman"/>
+          <w:b/>
+          <w:bCs/>
+          <w:sz w:val="17"/>
+          <w:szCs w:val="17"/>
+        </w:rPr>
+        <w:t xml:space="preserve">7.2. </w:t>
+      </w:r>
+      <w:r>
+        <w:rPr>
+          <w:rFonts w:ascii="Times New Roman" w:cs="Times New Roman" w:eastAsia="Times New Roman" w:hAnsi="Times New Roman"/>
+          <w:sz w:val="17"/>
+          <w:szCs w:val="17"/>
+        </w:rPr>
+        <w:t xml:space="preserve">Если вам стало плохо или вы видите, что плохо другому гостю, сразу сообщите администратору. При угрозе жизни мы вызываем скорую помощь.</w:t>
+      </w:r>
+    </w:p>
+    <w:p>
+      <w:pPr>
+        <w:spacing w:after="35" w:before="90" w:line="215"/>
+        <w:jc w:val="left"/>
+      </w:pPr>
+      <w:r>
+        <w:rPr>
+          <w:rFonts w:ascii="Times New Roman" w:cs="Times New Roman" w:eastAsia="Times New Roman" w:hAnsi="Times New Roman"/>
+          <w:b/>
+          <w:bCs/>
+          <w:color w:val="1F3A5F"/>
           <w:sz w:val="18"/>
           <w:szCs w:val="18"/>
         </w:rPr>
-        <w:t xml:space="preserve">8. Ответственность за нарушения</w:t>
-      </w:r>
-    </w:p>
-    <w:p>
-      <w:pPr>
-        <w:spacing w:after="45" w:before="0" w:line="215"/>
-      </w:pPr>
-      <w:r>
-        <w:rPr>
-          <w:rFonts w:ascii="Times New Roman" w:cs="Times New Roman" w:eastAsia="Times New Roman" w:hAnsi="Times New Roman"/>
-          <w:sz w:val="17"/>
-          <w:szCs w:val="17"/>
-        </w:rPr>
-        <w:t xml:space="preserve">За нарушение правил проживания администрация вправе применить меры в соответствии с действующим прейскурантом (в т.ч. оплату ущерба), выдать предупреждение или расторгнуть договор размещения при грубом или неоднократном нарушении.</w:t>
-      </w:r>
-    </w:p>
-    <w:p>
-      <w:pPr>
-        <w:spacing w:after="45" w:before="0" w:line="215"/>
-      </w:pPr>
-      <w:r>
-        <w:rPr>
-          <w:rFonts w:ascii="Times New Roman" w:cs="Times New Roman" w:eastAsia="Times New Roman" w:hAnsi="Times New Roman"/>
-          <w:sz w:val="17"/>
-          <w:szCs w:val="17"/>
-        </w:rPr>
-        <w:t xml:space="preserve">За нарушение общественного порядка (громкие звуки в часы тишины, нецензурная лексика, оскорбления, проявление нетерпимости) администрация вправе потребовать прекращения нарушения; при повторном или грубом нарушении — расторгнуть договор размещения. Возврат неиспользованной предоплаты — по правилам возврата и законодательству РФ.</w:t>
-      </w:r>
-    </w:p>
-    <w:p>
-      <w:pPr>
-        <w:spacing w:after="45" w:before="0" w:line="215"/>
-      </w:pPr>
-      <w:r>
-        <w:rPr>
-          <w:rFonts w:ascii="Times New Roman" w:cs="Times New Roman" w:eastAsia="Times New Roman" w:hAnsi="Times New Roman"/>
-          <w:sz w:val="17"/>
-          <w:szCs w:val="17"/>
-        </w:rPr>
-        <w:t xml:space="preserve">При порче имущества {hotel_name} гость обязан возместить ущерб в полном объёме в соответствии с прейскурантом и законодательством РФ.</w:t>
-      </w:r>
-    </w:p>
-    <w:p>
-      <w:pPr>
-        <w:spacing w:after="45" w:before="0" w:line="215"/>
-      </w:pPr>
-      <w:r>
-        <w:rPr>
-          <w:rFonts w:ascii="Times New Roman" w:cs="Times New Roman" w:eastAsia="Times New Roman" w:hAnsi="Times New Roman"/>
-          <w:sz w:val="17"/>
-          <w:szCs w:val="17"/>
-        </w:rPr>
-        <w:t xml:space="preserve">Администрация вправе отказать в размещении при отсутствии свободных мест, непредоставлении документов, отказе от оплаты, состоянии, опасном для окружающих, нарушении правил при предыдущих заездах и в иных случаях, предусмотренных законом.</w:t>
-      </w:r>
-    </w:p>
-    <w:p>
-      <w:pPr>
-        <w:spacing w:after="40" w:before="70" w:line="215"/>
-      </w:pPr>
-      <w:r>
-        <w:rPr>
-          <w:rFonts w:ascii="Times New Roman" w:cs="Times New Roman" w:eastAsia="Times New Roman" w:hAnsi="Times New Roman"/>
-          <w:b/>
-          <w:bCs/>
+        <w:t xml:space="preserve">8. ОТВЕТСТВЕННОСТЬ И ВЫСЕЛЕНИЕ</w:t>
+      </w:r>
+    </w:p>
+    <w:p>
+      <w:pPr>
+        <w:spacing w:after="30" w:before="0" w:line="215"/>
+        <w:jc w:val="both"/>
+      </w:pPr>
+      <w:r>
+        <w:rPr>
+          <w:rFonts w:ascii="Times New Roman" w:cs="Times New Roman" w:eastAsia="Times New Roman" w:hAnsi="Times New Roman"/>
+          <w:b/>
+          <w:bCs/>
+          <w:sz w:val="17"/>
+          <w:szCs w:val="17"/>
+        </w:rPr>
+        <w:t xml:space="preserve">8.1. </w:t>
+      </w:r>
+      <w:r>
+        <w:rPr>
+          <w:rFonts w:ascii="Times New Roman" w:cs="Times New Roman" w:eastAsia="Times New Roman" w:hAnsi="Times New Roman"/>
+          <w:sz w:val="17"/>
+          <w:szCs w:val="17"/>
+        </w:rPr>
+        <w:t xml:space="preserve">Ущерб возмещается по фактической стоимости согласно прейскуранту (Приложение 1). Мы составляем акт с фото или видео, вы вправе присутствовать и записать свои возражения. Если вы отказались подписать, делается отметка об этом.</w:t>
+      </w:r>
+    </w:p>
+    <w:p>
+      <w:pPr>
+        <w:spacing w:after="30" w:before="0" w:line="215"/>
+        <w:jc w:val="both"/>
+      </w:pPr>
+      <w:r>
+        <w:rPr>
+          <w:rFonts w:ascii="Times New Roman" w:cs="Times New Roman" w:eastAsia="Times New Roman" w:hAnsi="Times New Roman"/>
+          <w:b/>
+          <w:bCs/>
+          <w:sz w:val="17"/>
+          <w:szCs w:val="17"/>
+        </w:rPr>
+        <w:t xml:space="preserve">8.2. </w:t>
+      </w:r>
+      <w:r>
+        <w:rPr>
+          <w:rFonts w:ascii="Times New Roman" w:cs="Times New Roman" w:eastAsia="Times New Roman" w:hAnsi="Times New Roman"/>
+          <w:sz w:val="17"/>
+          <w:szCs w:val="17"/>
+        </w:rPr>
+        <w:t xml:space="preserve">Неустойки за нарушения указаны в перечне (Приложение 2). За мелкие нарушения при первом разе мы выдаём предупреждение.</w:t>
+      </w:r>
+    </w:p>
+    <w:p>
+      <w:pPr>
+        <w:spacing w:after="30" w:before="0" w:line="215"/>
+        <w:jc w:val="both"/>
+      </w:pPr>
+      <w:r>
+        <w:rPr>
+          <w:rFonts w:ascii="Times New Roman" w:cs="Times New Roman" w:eastAsia="Times New Roman" w:hAnsi="Times New Roman"/>
+          <w:b/>
+          <w:bCs/>
+          <w:sz w:val="17"/>
+          <w:szCs w:val="17"/>
+        </w:rPr>
+        <w:t xml:space="preserve">8.3. </w:t>
+      </w:r>
+      <w:r>
+        <w:rPr>
+          <w:rFonts w:ascii="Times New Roman" w:cs="Times New Roman" w:eastAsia="Times New Roman" w:hAnsi="Times New Roman"/>
+          <w:sz w:val="17"/>
+          <w:szCs w:val="17"/>
+        </w:rPr>
+        <w:t xml:space="preserve">Мы можем расторгнуть договор без предупреждения при драках, угрозах, домогательствах, наркотиках, оружии, краже, умышленной порче имущества, создании пожарной опасности, публикации съёмки людей из спальни или грубом нарушении порядка после требования прекратить.</w:t>
+      </w:r>
+    </w:p>
+    <w:p>
+      <w:pPr>
+        <w:spacing w:after="30" w:before="0" w:line="215"/>
+        <w:jc w:val="both"/>
+      </w:pPr>
+      <w:r>
+        <w:rPr>
+          <w:rFonts w:ascii="Times New Roman" w:cs="Times New Roman" w:eastAsia="Times New Roman" w:hAnsi="Times New Roman"/>
+          <w:b/>
+          <w:bCs/>
+          <w:sz w:val="17"/>
+          <w:szCs w:val="17"/>
+        </w:rPr>
+        <w:t xml:space="preserve">8.4. </w:t>
+      </w:r>
+      <w:r>
+        <w:rPr>
+          <w:rFonts w:ascii="Times New Roman" w:cs="Times New Roman" w:eastAsia="Times New Roman" w:hAnsi="Times New Roman"/>
+          <w:sz w:val="17"/>
+          <w:szCs w:val="17"/>
+        </w:rPr>
+        <w:t xml:space="preserve">При выселении мы составляем акт. Мы возвращаем деньги за неиспользованное время за вычетом подтверждённого ущерба и неустоек. Освободите место в срок, который назовёт администратор, и заберите вещи. Если гость отказывается, мы вправе вызвать полицию.</w:t>
+      </w:r>
+    </w:p>
+    <w:p>
+      <w:pPr>
+        <w:spacing w:after="30" w:before="0" w:line="215"/>
+        <w:jc w:val="both"/>
+      </w:pPr>
+      <w:r>
+        <w:rPr>
+          <w:rFonts w:ascii="Times New Roman" w:cs="Times New Roman" w:eastAsia="Times New Roman" w:hAnsi="Times New Roman"/>
+          <w:b/>
+          <w:bCs/>
+          <w:sz w:val="17"/>
+          <w:szCs w:val="17"/>
+        </w:rPr>
+        <w:t xml:space="preserve">8.5. </w:t>
+      </w:r>
+      <w:r>
+        <w:rPr>
+          <w:rFonts w:ascii="Times New Roman" w:cs="Times New Roman" w:eastAsia="Times New Roman" w:hAnsi="Times New Roman"/>
+          <w:sz w:val="17"/>
+          <w:szCs w:val="17"/>
+        </w:rPr>
+        <w:t xml:space="preserve">При угрозе жизни, здоровью или имуществу мы вызываем полицию, скорую помощь и другие службы.</w:t>
+      </w:r>
+    </w:p>
+    <w:p>
+      <w:pPr>
+        <w:spacing w:after="30" w:before="0" w:line="215"/>
+        <w:jc w:val="both"/>
+      </w:pPr>
+      <w:r>
+        <w:rPr>
+          <w:rFonts w:ascii="Times New Roman" w:cs="Times New Roman" w:eastAsia="Times New Roman" w:hAnsi="Times New Roman"/>
+          <w:b/>
+          <w:bCs/>
+          <w:sz w:val="17"/>
+          <w:szCs w:val="17"/>
+        </w:rPr>
+        <w:t xml:space="preserve">8.6. </w:t>
+      </w:r>
+      <w:r>
+        <w:rPr>
+          <w:rFonts w:ascii="Times New Roman" w:cs="Times New Roman" w:eastAsia="Times New Roman" w:hAnsi="Times New Roman"/>
+          <w:sz w:val="17"/>
+          <w:szCs w:val="17"/>
+        </w:rPr>
+        <w:t xml:space="preserve">Сумма из залога удерживается только по акту и с вашего согласия. Если вы не согласны, спор решается претензией или в суде.</w:t>
+      </w:r>
+    </w:p>
+    <w:p>
+      <w:pPr>
+        <w:spacing w:after="35" w:before="90" w:line="215"/>
+        <w:jc w:val="left"/>
+      </w:pPr>
+      <w:r>
+        <w:rPr>
+          <w:rFonts w:ascii="Times New Roman" w:cs="Times New Roman" w:eastAsia="Times New Roman" w:hAnsi="Times New Roman"/>
+          <w:b/>
+          <w:bCs/>
+          <w:color w:val="1F3A5F"/>
           <w:sz w:val="18"/>
           <w:szCs w:val="18"/>
         </w:rPr>
-        <w:t xml:space="preserve">9. Хранение вещей после выезда</w:t>
-      </w:r>
-    </w:p>
-    <w:p>
-      <w:pPr>
-        <w:spacing w:after="45" w:before="0" w:line="215"/>
-      </w:pPr>
-      <w:r>
-        <w:rPr>
-          <w:rFonts w:ascii="Times New Roman" w:cs="Times New Roman" w:eastAsia="Times New Roman" w:hAnsi="Times New Roman"/>
-          <w:sz w:val="17"/>
-          <w:szCs w:val="17"/>
-        </w:rPr>
-        <w:t xml:space="preserve">После выезда гость вправе бесплатно оставить вещи на ресепшн до утра следующего дня. Дальнейшее хранение — по тарифам администрации. Забытые вещи хранятся не более 30 суток, после чего могут быть утилизированы в порядке, установленном законом и внутренними правилами.</w:t>
-      </w:r>
-    </w:p>
-    <w:p>
-      <w:pPr>
-        <w:spacing w:after="40" w:before="70" w:line="215"/>
-      </w:pPr>
-      <w:r>
-        <w:rPr>
-          <w:rFonts w:ascii="Times New Roman" w:cs="Times New Roman" w:eastAsia="Times New Roman" w:hAnsi="Times New Roman"/>
-          <w:b/>
-          <w:bCs/>
-          <w:sz w:val="18"/>
-          <w:szCs w:val="18"/>
-        </w:rPr>
-        <w:t xml:space="preserve">10. Срок действия</w:t>
-      </w:r>
-    </w:p>
-    <w:p>
-      <w:pPr>
-        <w:spacing w:after="45" w:before="0" w:line="215"/>
-      </w:pPr>
-      <w:r>
-        <w:rPr>
-          <w:rFonts w:ascii="Times New Roman" w:cs="Times New Roman" w:eastAsia="Times New Roman" w:hAnsi="Times New Roman"/>
-          <w:sz w:val="17"/>
-          <w:szCs w:val="17"/>
-        </w:rPr>
-        <w:t xml:space="preserve">Настоящие правила действуют 6 (шесть) месяцев с даты подписания и распространяются на последующие заезды гостя в {hotel_name}, если иное не согласовано при бронировании.</w:t>
-      </w:r>
-    </w:p>
-    <w:p>
-      <w:pPr>
-        <w:spacing w:after="80" w:before="60" w:line="215"/>
-      </w:pPr>
-      <w:r>
-        <w:rPr>
-          <w:rFonts w:ascii="Times New Roman" w:cs="Times New Roman" w:eastAsia="Times New Roman" w:hAnsi="Times New Roman"/>
-          <w:i/>
-          <w:iCs/>
-          <w:sz w:val="17"/>
-          <w:szCs w:val="17"/>
-        </w:rPr>
-        <w:t xml:space="preserve">Желаем комфортного проживания! По любым вопросам обращайтесь к администрации.</w:t>
+        <w:t xml:space="preserve">9. ЖАЛОБЫ И ПОЖЕЛАНИЯ</w:t>
+      </w:r>
+    </w:p>
+    <w:p>
+      <w:pPr>
+        <w:spacing w:after="30" w:before="0" w:line="215"/>
+        <w:jc w:val="both"/>
+      </w:pPr>
+      <w:r>
+        <w:rPr>
+          <w:rFonts w:ascii="Times New Roman" w:cs="Times New Roman" w:eastAsia="Times New Roman" w:hAnsi="Times New Roman"/>
+          <w:b/>
+          <w:bCs/>
+          <w:sz w:val="17"/>
+          <w:szCs w:val="17"/>
+        </w:rPr>
+        <w:t xml:space="preserve">9.1. </w:t>
+      </w:r>
+      <w:r>
+        <w:rPr>
+          <w:rFonts w:ascii="Times New Roman" w:cs="Times New Roman" w:eastAsia="Times New Roman" w:hAnsi="Times New Roman"/>
+          <w:sz w:val="17"/>
+          <w:szCs w:val="17"/>
+        </w:rPr>
+        <w:t xml:space="preserve">Если что-то не так, скажите администратору, запишите в книгу отзывов и предложений или напишите нам через сайт {hotel_website}. Ответим в течение 10 дней.</w:t>
+      </w:r>
+    </w:p>
+    <w:p>
+      <w:pPr>
+        <w:spacing w:after="30" w:before="0" w:line="215"/>
+        <w:jc w:val="both"/>
+      </w:pPr>
+      <w:r>
+        <w:rPr>
+          <w:rFonts w:ascii="Times New Roman" w:cs="Times New Roman" w:eastAsia="Times New Roman" w:hAnsi="Times New Roman"/>
+          <w:b/>
+          <w:bCs/>
+          <w:sz w:val="17"/>
+          <w:szCs w:val="17"/>
+        </w:rPr>
+        <w:t xml:space="preserve">9.2. </w:t>
+      </w:r>
+      <w:r>
+        <w:rPr>
+          <w:rFonts w:ascii="Times New Roman" w:cs="Times New Roman" w:eastAsia="Times New Roman" w:hAnsi="Times New Roman"/>
+          <w:sz w:val="17"/>
+          <w:szCs w:val="17"/>
+        </w:rPr>
+        <w:t xml:space="preserve">Споры мы стараемся решать переговорами. Если не получилось, дело рассматривает суд в соответствии с законодательством о защите прав потребителей.</w:t>
+      </w:r>
+    </w:p>
+    <w:p>
+      <w:pPr>
+        <w:spacing w:after="90" w:before="120" w:line="215"/>
+        <w:jc w:val="both"/>
+      </w:pPr>
+      <w:r>
+        <w:rPr>
+          <w:rFonts w:ascii="Times New Roman" w:cs="Times New Roman" w:eastAsia="Times New Roman" w:hAnsi="Times New Roman"/>
+          <w:b/>
+          <w:bCs/>
+          <w:sz w:val="17"/>
+          <w:szCs w:val="17"/>
+        </w:rPr>
+        <w:t xml:space="preserve">Прейскурант ущерба (Приложение 1) и перечень неустоек (Приложение 2) размещены на ресепшн и на сайте {hotel_website}, копия мне предоставлена. Правила действуют в редакции на дату моего заселения. С правилами и прейскурантами ознакомлен(а) и согласен(на).</w:t>
       </w:r>
     </w:p>
     <w:tbl>
@@ -720,6 +1375,7 @@
               <w:bottom w:val="single" w:color="999999" w:sz="1"/>
               <w:right w:val="single" w:color="999999" w:sz="1"/>
             </w:tcBorders>
+            <w:shd w:fill="F2F4F7" w:color="auto" w:val="clear"/>
             <w:tcMar>
               <w:top w:type="dxa" w:w="50"/>
               <w:left w:type="dxa" w:w="80"/>
@@ -731,6 +1387,7 @@
           <w:p>
             <w:pPr>
               <w:spacing w:after="0" w:before="0" w:line="215"/>
+              <w:jc w:val="left"/>
             </w:pPr>
             <w:r>
               <w:rPr>
@@ -740,13 +1397,13 @@
                 <w:sz w:val="17"/>
                 <w:szCs w:val="17"/>
               </w:rPr>
-              <w:t xml:space="preserve">Ф.И.О. гостя</w:t>
+              <w:t xml:space="preserve">Гость</w:t>
             </w:r>
           </w:p>
         </w:tc>
         <w:tc>
           <w:tcPr>
-            <w:tcW w:type="dxa" w:w="6560"/>
+            <w:tcW w:type="dxa" w:w="7400"/>
             <w:tcBorders>
               <w:top w:val="single" w:color="999999" w:sz="1"/>
               <w:left w:val="single" w:color="999999" w:sz="1"/>
@@ -764,6 +1421,7 @@
           <w:p>
             <w:pPr>
               <w:spacing w:after="0" w:before="0" w:line="215"/>
+              <w:jc w:val="left"/>
             </w:pPr>
             <w:r>
               <w:rPr>
@@ -779,6 +1437,42 @@
       <w:tr>
         <w:tc>
           <w:tcPr>
+            <w:tcW w:type="dxa" w:w="2800"/>
+            <w:tcBorders>
+              <w:top w:val="single" w:color="999999" w:sz="1"/>
+              <w:left w:val="single" w:color="999999" w:sz="1"/>
+              <w:bottom w:val="single" w:color="999999" w:sz="1"/>
+              <w:right w:val="single" w:color="999999" w:sz="1"/>
+            </w:tcBorders>
+            <w:shd w:fill="F2F4F7" w:color="auto" w:val="clear"/>
+            <w:tcMar>
+              <w:top w:type="dxa" w:w="50"/>
+              <w:left w:type="dxa" w:w="80"/>
+              <w:bottom w:type="dxa" w:w="50"/>
+              <w:right w:type="dxa" w:w="80"/>
+            </w:tcMar>
+            <w:vAlign w:val="center"/>
+          </w:tcPr>
+          <w:p>
+            <w:pPr>
+              <w:spacing w:after="0" w:before="0" w:line="215"/>
+              <w:jc w:val="left"/>
+            </w:pPr>
+            <w:r>
+              <w:rPr>
+                <w:rFonts w:ascii="Times New Roman" w:cs="Times New Roman" w:eastAsia="Times New Roman" w:hAnsi="Times New Roman"/>
+                <w:b/>
+                <w:bCs/>
+                <w:sz w:val="17"/>
+                <w:szCs w:val="17"/>
+              </w:rPr>
+              <w:t xml:space="preserve">Номер / место</w:t>
+            </w:r>
+          </w:p>
+        </w:tc>
+        <w:tc>
+          <w:tcPr>
+            <w:tcW w:type="dxa" w:w="7400"/>
             <w:tcBorders>
               <w:top w:val="single" w:color="999999" w:sz="1"/>
               <w:left w:val="single" w:color="999999" w:sz="1"/>
@@ -796,6 +1490,42 @@
           <w:p>
             <w:pPr>
               <w:spacing w:after="0" w:before="0" w:line="215"/>
+              <w:jc w:val="left"/>
+            </w:pPr>
+            <w:r>
+              <w:rPr>
+                <w:rFonts w:ascii="Times New Roman" w:cs="Times New Roman" w:eastAsia="Times New Roman" w:hAnsi="Times New Roman"/>
+                <w:sz w:val="17"/>
+                <w:szCs w:val="17"/>
+              </w:rPr>
+              <w:t xml:space="preserve">{room_number}</w:t>
+            </w:r>
+          </w:p>
+        </w:tc>
+      </w:tr>
+      <w:tr>
+        <w:tc>
+          <w:tcPr>
+            <w:tcW w:type="dxa" w:w="2800"/>
+            <w:tcBorders>
+              <w:top w:val="single" w:color="999999" w:sz="1"/>
+              <w:left w:val="single" w:color="999999" w:sz="1"/>
+              <w:bottom w:val="single" w:color="999999" w:sz="1"/>
+              <w:right w:val="single" w:color="999999" w:sz="1"/>
+            </w:tcBorders>
+            <w:shd w:fill="F2F4F7" w:color="auto" w:val="clear"/>
+            <w:tcMar>
+              <w:top w:type="dxa" w:w="50"/>
+              <w:left w:type="dxa" w:w="80"/>
+              <w:bottom w:type="dxa" w:w="50"/>
+              <w:right w:type="dxa" w:w="80"/>
+            </w:tcMar>
+            <w:vAlign w:val="center"/>
+          </w:tcPr>
+          <w:p>
+            <w:pPr>
+              <w:spacing w:after="0" w:before="0" w:line="215"/>
+              <w:jc w:val="left"/>
             </w:pPr>
             <w:r>
               <w:rPr>
@@ -805,12 +1535,13 @@
                 <w:sz w:val="17"/>
                 <w:szCs w:val="17"/>
               </w:rPr>
-              <w:t xml:space="preserve">Номер / период</w:t>
+              <w:t xml:space="preserve">Период проживания</w:t>
             </w:r>
           </w:p>
         </w:tc>
         <w:tc>
           <w:tcPr>
+            <w:tcW w:type="dxa" w:w="7400"/>
             <w:tcBorders>
               <w:top w:val="single" w:color="999999" w:sz="1"/>
               <w:left w:val="single" w:color="999999" w:sz="1"/>
@@ -828,31 +1559,8 @@
           <w:p>
             <w:pPr>
               <w:spacing w:after="0" w:before="0" w:line="215"/>
+              <w:jc w:val="left"/>
             </w:pPr>
-            <w:r>
-              <w:rPr>
-                <w:rFonts w:ascii="Times New Roman" w:cs="Times New Roman" w:eastAsia="Times New Roman" w:hAnsi="Times New Roman"/>
-                <w:sz w:val="17"/>
-                <w:szCs w:val="17"/>
-              </w:rPr>
-              <w:t xml:space="preserve">№ </w:t>
-            </w:r>
-            <w:r>
-              <w:rPr>
-                <w:rFonts w:ascii="Times New Roman" w:cs="Times New Roman" w:eastAsia="Times New Roman" w:hAnsi="Times New Roman"/>
-                <w:sz w:val="17"/>
-                <w:szCs w:val="17"/>
-              </w:rPr>
-              <w:t xml:space="preserve">{room_number}</w:t>
-            </w:r>
-            <w:r>
-              <w:rPr>
-                <w:rFonts w:ascii="Times New Roman" w:cs="Times New Roman" w:eastAsia="Times New Roman" w:hAnsi="Times New Roman"/>
-                <w:sz w:val="17"/>
-                <w:szCs w:val="17"/>
-              </w:rPr>
-              <w:t xml:space="preserve"> · </w:t>
-            </w:r>
             <w:r>
               <w:rPr>
                 <w:rFonts w:ascii="Times New Roman" w:cs="Times New Roman" w:eastAsia="Times New Roman" w:hAnsi="Times New Roman"/>
@@ -864,20 +1572,76 @@
           </w:p>
         </w:tc>
       </w:tr>
+      <w:tr>
+        <w:tc>
+          <w:tcPr>
+            <w:tcW w:type="dxa" w:w="2800"/>
+            <w:tcBorders>
+              <w:top w:val="single" w:color="999999" w:sz="1"/>
+              <w:left w:val="single" w:color="999999" w:sz="1"/>
+              <w:bottom w:val="single" w:color="999999" w:sz="1"/>
+              <w:right w:val="single" w:color="999999" w:sz="1"/>
+            </w:tcBorders>
+            <w:shd w:fill="F2F4F7" w:color="auto" w:val="clear"/>
+            <w:tcMar>
+              <w:top w:type="dxa" w:w="50"/>
+              <w:left w:type="dxa" w:w="80"/>
+              <w:bottom w:type="dxa" w:w="50"/>
+              <w:right w:type="dxa" w:w="80"/>
+            </w:tcMar>
+            <w:vAlign w:val="center"/>
+          </w:tcPr>
+          <w:p>
+            <w:pPr>
+              <w:spacing w:after="0" w:before="0" w:line="215"/>
+              <w:jc w:val="left"/>
+            </w:pPr>
+            <w:r>
+              <w:rPr>
+                <w:rFonts w:ascii="Times New Roman" w:cs="Times New Roman" w:eastAsia="Times New Roman" w:hAnsi="Times New Roman"/>
+                <w:b/>
+                <w:bCs/>
+                <w:sz w:val="17"/>
+                <w:szCs w:val="17"/>
+              </w:rPr>
+              <w:t xml:space="preserve">Дата печати</w:t>
+            </w:r>
+          </w:p>
+        </w:tc>
+        <w:tc>
+          <w:tcPr>
+            <w:tcW w:type="dxa" w:w="7400"/>
+            <w:tcBorders>
+              <w:top w:val="single" w:color="999999" w:sz="1"/>
+              <w:left w:val="single" w:color="999999" w:sz="1"/>
+              <w:bottom w:val="single" w:color="999999" w:sz="1"/>
+              <w:right w:val="single" w:color="999999" w:sz="1"/>
+            </w:tcBorders>
+            <w:tcMar>
+              <w:top w:type="dxa" w:w="50"/>
+              <w:left w:type="dxa" w:w="80"/>
+              <w:bottom w:type="dxa" w:w="50"/>
+              <w:right w:type="dxa" w:w="80"/>
+            </w:tcMar>
+            <w:vAlign w:val="center"/>
+          </w:tcPr>
+          <w:p>
+            <w:pPr>
+              <w:spacing w:after="0" w:before="0" w:line="215"/>
+              <w:jc w:val="left"/>
+            </w:pPr>
+            <w:r>
+              <w:rPr>
+                <w:rFonts w:ascii="Times New Roman" w:cs="Times New Roman" w:eastAsia="Times New Roman" w:hAnsi="Times New Roman"/>
+                <w:sz w:val="17"/>
+                <w:szCs w:val="17"/>
+              </w:rPr>
+              <w:t xml:space="preserve">{print_date}</w:t>
+            </w:r>
+          </w:p>
+        </w:tc>
+      </w:tr>
     </w:tbl>
-    <w:p>
-      <w:pPr>
-        <w:spacing w:after="80" w:before="80" w:line="215"/>
-      </w:pPr>
-      <w:r>
-        <w:rPr>
-          <w:rFonts w:ascii="Times New Roman" w:cs="Times New Roman" w:eastAsia="Times New Roman" w:hAnsi="Times New Roman"/>
-          <w:sz w:val="17"/>
-          <w:szCs w:val="17"/>
-        </w:rPr>
-        <w:t xml:space="preserve">С действующими тарифами на услуги размещения, тарифами на возмещение ущерба и настоящими правилами проживания ознакомлен(а) и согласен(на).</w:t>
-      </w:r>
-    </w:p>
     <w:tbl>
       <w:tblPr>
         <w:tblW w:type="pct" w:w="100%"/>
@@ -892,6 +1656,7 @@
         <w:tblLayout w:type="fixed"/>
       </w:tblPr>
       <w:tblGrid>
+        <w:gridCol w:w="100"/>
         <w:gridCol w:w="100"/>
       </w:tblGrid>
       <w:tr>
@@ -913,7 +1678,8 @@
           </w:tcPr>
           <w:p>
             <w:pPr>
-              <w:spacing w:after="0" w:before="0" w:line="215"/>
+              <w:spacing w:after="0" w:before="200" w:line="215"/>
+              <w:jc w:val="left"/>
             </w:pPr>
             <w:r>
               <w:rPr>
@@ -923,7 +1689,7 @@
                 <w:sz w:val="17"/>
                 <w:szCs w:val="17"/>
               </w:rPr>
-              <w:t xml:space="preserve">Подпись </w:t>
+              <w:t xml:space="preserve">Подпись гостя </w:t>
             </w:r>
             <w:r>
               <w:rPr>
@@ -931,20 +1697,10 @@
                 <w:sz w:val="17"/>
                 <w:szCs w:val="17"/>
               </w:rPr>
-              <w:t xml:space="preserve">___________________  </w:t>
-            </w:r>
-            <w:r>
-              <w:rPr>
-                <w:rFonts w:ascii="Times New Roman" w:cs="Times New Roman" w:eastAsia="Times New Roman" w:hAnsi="Times New Roman"/>
-                <w:sz w:val="17"/>
-                <w:szCs w:val="17"/>
-              </w:rPr>
-              <w:t xml:space="preserve">{guest_fio}</w:t>
+              <w:t xml:space="preserve">____________________</w:t>
             </w:r>
           </w:p>
         </w:tc>
-      </w:tr>
-      <w:tr>
         <w:tc>
           <w:tcPr>
             <w:tcBorders>
@@ -963,7 +1719,8 @@
           </w:tcPr>
           <w:p>
             <w:pPr>
-              <w:spacing w:after="0" w:before="0" w:line="215"/>
+              <w:spacing w:after="0" w:before="200" w:line="215"/>
+              <w:jc w:val="right"/>
             </w:pPr>
             <w:r>
               <w:rPr>
@@ -973,7 +1730,7 @@
                 <w:sz w:val="17"/>
                 <w:szCs w:val="17"/>
               </w:rPr>
-              <w:t xml:space="preserve">Дата: </w:t>
+              <w:t xml:space="preserve">Администратор </w:t>
             </w:r>
             <w:r>
               <w:rPr>
@@ -981,7 +1738,7 @@
                 <w:sz w:val="17"/>
                 <w:szCs w:val="17"/>
               </w:rPr>
-              <w:t xml:space="preserve">{print_date}</w:t>
+              <w:t xml:space="preserve">____________________</w:t>
             </w:r>
           </w:p>
         </w:tc>
@@ -989,7 +1746,7 @@
     </w:tbl>
     <w:sectPr>
       <w:pgSz w:w="11906" w:h="16838" w:orient="portrait"/>
-      <w:pgMar w:top="720" w:right="720" w:bottom="720" w:left="720" w:header="708" w:footer="708" w:gutter="0"/>
+      <w:pgMar w:top="680" w:right="720" w:bottom="680" w:left="720" w:header="708" w:footer="708" w:gutter="0"/>
       <w:pgNumType/>
       <w:docGrid w:linePitch="360"/>
     </w:sectPr>
